--- a/app/docs/QualiHive_Bluetooth_Guide.docx
+++ b/app/docs/QualiHive_Bluetooth_Guide.docx
@@ -43,7 +43,7 @@
           <w:sz w:val="20"/>
           <w:szCs w:val="20"/>
         </w:rPr>
-        <w:t xml:space="preserve">October 29, 2026  ·  App version 1.4.0  ·  Replaces the October 2, 2026 guide</w:t>
+        <w:t xml:space="preserve">October 30, 2026  ·  Replaces the October 29, 2026 guide</w:t>
       </w:r>
     </w:p>
     <w:p>
@@ -208,10 +208,20 @@
           <w:b/>
           <w:bCs/>
         </w:rPr>
-        <w:t xml:space="preserve">The phone runs the pump cycle.</w:t>
-      </w:r>
-      <w:r>
-        <w:t xml:space="preserve"> It turns on pump 1, 2, 3 and 4 one at a time, each for the time set in the app. The ESP32 switches pumps on and off when told, and </w:t>
+        <w:t xml:space="preserve">The phone runs the pumps.</w:t>
+      </w:r>
+      <w:r>
+        <w:t xml:space="preserve"> It can run a timed cycle — pump 1, 2, 3 and 4 in turn, each for the time set in the app — and the user can </w:t>
+      </w:r>
+      <w:r>
+        <w:rPr>
+          <w:b/>
+          <w:bCs/>
+        </w:rPr>
+        <w:t xml:space="preserve">switch any pump on or off by hand</w:t>
+      </w:r>
+      <w:r>
+        <w:t xml:space="preserve">, at any time, even in the middle of a cycle. The ESP32 switches each pump on and off when told, and </w:t>
       </w:r>
       <w:r>
         <w:rPr>
@@ -249,7 +259,7 @@
         <w:pStyle w:val="Heading1"/>
       </w:pPr>
       <w:r>
-        <w:t xml:space="preserve">2. What changed since the October 2 guide</w:t>
+        <w:t xml:space="preserve">2. What changed since the October 29 guide</w:t>
       </w:r>
     </w:p>
     <w:p>
@@ -262,17 +272,25 @@
         <w:spacing w:after="60"/>
       </w:pPr>
       <w:r>
-        <w:t xml:space="preserve">The app now </w:t>
-      </w:r>
-      <w:r>
         <w:rPr>
           <w:b/>
           <w:bCs/>
         </w:rPr>
-        <w:t xml:space="preserve">sends commands</w:t>
-      </w:r>
-      <w:r>
-        <w:t xml:space="preserve"> to the ESP32. The RX characteristic used to be optional. It is now how the app runs the pumps (section 6).</w:t>
+        <w:t xml:space="preserve">Pumps are independent.</w:t>
+      </w:r>
+      <w:r>
+        <w:t xml:space="preserve"> </w:t>
+      </w:r>
+      <w:r>
+        <w:rPr>
+          <w:rFonts w:ascii="Consolas" w:cs="Consolas" w:eastAsia="Consolas" w:hAnsi="Consolas"/>
+          <w:sz w:val="20"/>
+          <w:szCs w:val="20"/>
+        </w:rPr>
+        <w:t xml:space="preserve">pump_on</w:t>
+      </w:r>
+      <w:r>
+        <w:t xml:space="preserve"> now switches on only the pump it names and leaves every other pump as it is, so several pumps can run at once. Firmware built to the October 29 guide switches the other pumps off and must be updated (sections 6.2 and 6.3).</w:t>
       </w:r>
     </w:p>
     <w:p>
@@ -285,18 +303,25 @@
         <w:spacing w:after="60"/>
       </w:pPr>
       <w:r>
-        <w:t xml:space="preserve">Two new messages from the app: </w:t>
-      </w:r>
-      <w:r>
         <w:rPr>
           <w:rFonts w:ascii="Consolas" w:cs="Consolas" w:eastAsia="Consolas" w:hAnsi="Consolas"/>
           <w:sz w:val="20"/>
           <w:szCs w:val="20"/>
         </w:rPr>
-        <w:t xml:space="preserve">pump_on</w:t>
-      </w:r>
-      <w:r>
-        <w:t xml:space="preserve"> and </w:t>
+        <w:t xml:space="preserve">pump_off</w:t>
+      </w:r>
+      <w:r>
+        <w:t xml:space="preserve"> </w:t>
+      </w:r>
+      <w:r>
+        <w:rPr>
+          <w:b/>
+          <w:bCs/>
+        </w:rPr>
+        <w:t xml:space="preserve">can name a pump</w:t>
+      </w:r>
+      <w:r>
+        <w:t xml:space="preserve">: </w:t>
       </w:r>
       <w:r>
         <w:rPr>
@@ -304,10 +329,21 @@
           <w:sz w:val="20"/>
           <w:szCs w:val="20"/>
         </w:rPr>
-        <w:t xml:space="preserve">pump_off</w:t>
-      </w:r>
-      <w:r>
-        <w:t xml:space="preserve"> (section 6.2).</w:t>
+        <w:t xml:space="preserve">{"type":"pump_off","pump":2}</w:t>
+      </w:r>
+      <w:r>
+        <w:t xml:space="preserve"> switches only pump 2 off. Without </w:t>
+      </w:r>
+      <w:r>
+        <w:rPr>
+          <w:rFonts w:ascii="Consolas" w:cs="Consolas" w:eastAsia="Consolas" w:hAnsi="Consolas"/>
+          <w:sz w:val="20"/>
+          <w:szCs w:val="20"/>
+        </w:rPr>
+        <w:t xml:space="preserve">pump</w:t>
+      </w:r>
+      <w:r>
+        <w:t xml:space="preserve"> it still switches every pump off (section 6.2).</w:t>
       </w:r>
     </w:p>
     <w:p>
@@ -320,7 +356,14 @@
         <w:spacing w:after="60"/>
       </w:pPr>
       <w:r>
-        <w:t xml:space="preserve">Two safety rules for the firmware: switch a pump off when its </w:t>
+        <w:rPr>
+          <w:b/>
+          <w:bCs/>
+        </w:rPr>
+        <w:t xml:space="preserve">Each pump has its own timer.</w:t>
+      </w:r>
+      <w:r>
+        <w:t xml:space="preserve"> The </w:t>
       </w:r>
       <w:r>
         <w:rPr>
@@ -331,7 +374,18 @@
         <w:t xml:space="preserve">duration_s</w:t>
       </w:r>
       <w:r>
-        <w:t xml:space="preserve"> runs out, and switch every pump off when the phone disconnects (section 6.3).</w:t>
+        <w:t xml:space="preserve"> rule now applies to every pump separately, and </w:t>
+      </w:r>
+      <w:r>
+        <w:rPr>
+          <w:rFonts w:ascii="Consolas" w:cs="Consolas" w:eastAsia="Consolas" w:hAnsi="Consolas"/>
+          <w:sz w:val="20"/>
+          <w:szCs w:val="20"/>
+        </w:rPr>
+        <w:t xml:space="preserve">duration_s</w:t>
+      </w:r>
+      <w:r>
+        <w:t xml:space="preserve"> can be anything from 1 to 7200 (sections 6.2 and 6.3).</w:t>
       </w:r>
     </w:p>
     <w:p>
@@ -345,36 +399,24 @@
       </w:pPr>
       <w:r>
         <w:rPr>
+          <w:b/>
+          <w:bCs/>
+        </w:rPr>
+        <w:t xml:space="preserve">Manual switches in the app.</w:t>
+      </w:r>
+      <w:r>
+        <w:t xml:space="preserve"> Each pump has an on/off switch on Home that works at any time, including in the middle of a timed cycle. A pump switched on by hand is sent </w:t>
+      </w:r>
+      <w:r>
+        <w:rPr>
           <w:rFonts w:ascii="Consolas" w:cs="Consolas" w:eastAsia="Consolas" w:hAnsi="Consolas"/>
           <w:sz w:val="20"/>
           <w:szCs w:val="20"/>
         </w:rPr>
-        <w:t xml:space="preserve">machine_status</w:t>
-      </w:r>
-      <w:r>
-        <w:t xml:space="preserve"> matters more now: send </w:t>
-      </w:r>
-      <w:r>
-        <w:rPr>
-          <w:rFonts w:ascii="Consolas" w:cs="Consolas" w:eastAsia="Consolas" w:hAnsi="Consolas"/>
-          <w:sz w:val="20"/>
-          <w:szCs w:val="20"/>
-        </w:rPr>
-        <w:t xml:space="preserve">RUNNING</w:t>
-      </w:r>
-      <w:r>
-        <w:t xml:space="preserve"> while a pump runs and </w:t>
-      </w:r>
-      <w:r>
-        <w:rPr>
-          <w:rFonts w:ascii="Consolas" w:cs="Consolas" w:eastAsia="Consolas" w:hAnsi="Consolas"/>
-          <w:sz w:val="20"/>
-          <w:szCs w:val="20"/>
-        </w:rPr>
-        <w:t xml:space="preserve">READY</w:t>
-      </w:r>
-      <w:r>
-        <w:t xml:space="preserve"> when none does (section 6.4).</w:t>
+        <w:t xml:space="preserve">duration_s</w:t>
+      </w:r>
+      <w:r>
+        <w:t xml:space="preserve"> 7200 (2 hours) as a safety limit (section 6.5).</w:t>
       </w:r>
     </w:p>
     <w:p>
@@ -387,7 +429,40 @@
         <w:spacing w:after="60"/>
       </w:pPr>
       <w:r>
-        <w:t xml:space="preserve">A packet must carry at least one sensor value, and the app marks the data stale after 12 seconds without a packet (sections 4 and 5.1).</w:t>
+        <w:t xml:space="preserve">The cycle now sends </w:t>
+      </w:r>
+      <w:r>
+        <w:rPr>
+          <w:rFonts w:ascii="Consolas" w:cs="Consolas" w:eastAsia="Consolas" w:hAnsi="Consolas"/>
+          <w:sz w:val="20"/>
+          <w:szCs w:val="20"/>
+        </w:rPr>
+        <w:t xml:space="preserve">pump_off</w:t>
+      </w:r>
+      <w:r>
+        <w:t xml:space="preserve"> for the pump it is leaving before </w:t>
+      </w:r>
+      <w:r>
+        <w:rPr>
+          <w:rFonts w:ascii="Consolas" w:cs="Consolas" w:eastAsia="Consolas" w:hAnsi="Consolas"/>
+          <w:sz w:val="20"/>
+          <w:szCs w:val="20"/>
+        </w:rPr>
+        <w:t xml:space="preserve">pump_on</w:t>
+      </w:r>
+      <w:r>
+        <w:t xml:space="preserve"> for the next one, and only </w:t>
+      </w:r>
+      <w:r>
+        <w:rPr>
+          <w:rFonts w:ascii="Consolas" w:cs="Consolas" w:eastAsia="Consolas" w:hAnsi="Consolas"/>
+          <w:sz w:val="20"/>
+          <w:szCs w:val="20"/>
+        </w:rPr>
+        <w:t xml:space="preserve">pump_off</w:t>
+      </w:r>
+      <w:r>
+        <w:t xml:space="preserve"> for pump 4 when it finishes (section 6.5).</w:t>
       </w:r>
     </w:p>
     <w:p>
@@ -400,7 +475,72 @@
         <w:spacing w:after="60"/>
       </w:pPr>
       <w:r>
-        <w:t xml:space="preserve">New sections: how the app connects, batches and grading, testing without the machine, troubleshooting, a firmware checklist and a complete example sketch.</w:t>
+        <w:t xml:space="preserve">With several pumps running, send the </w:t>
+      </w:r>
+      <w:r>
+        <w:rPr>
+          <w:rFonts w:ascii="Consolas" w:cs="Consolas" w:eastAsia="Consolas" w:hAnsi="Consolas"/>
+          <w:sz w:val="20"/>
+          <w:szCs w:val="20"/>
+        </w:rPr>
+        <w:t xml:space="preserve">stage</w:t>
+      </w:r>
+      <w:r>
+        <w:t xml:space="preserve"> of the highest-numbered one (section 6.4).</w:t>
+      </w:r>
+    </w:p>
+    <w:p>
+      <w:pPr>
+        <w:pStyle w:val="ListParagraph"/>
+        <w:numPr>
+          <w:ilvl w:val="0"/>
+          <w:numId w:val="2"/>
+        </w:numPr>
+        <w:spacing w:after="60"/>
+      </w:pPr>
+      <w:r>
+        <w:rPr>
+          <w:b/>
+          <w:bCs/>
+        </w:rPr>
+        <w:t xml:space="preserve">Moisture is gone.</w:t>
+      </w:r>
+      <w:r>
+        <w:t xml:space="preserve"> The app no longer reads or grades moisture: remove </w:t>
+      </w:r>
+      <w:r>
+        <w:rPr>
+          <w:rFonts w:ascii="Consolas" w:cs="Consolas" w:eastAsia="Consolas" w:hAnsi="Consolas"/>
+          <w:sz w:val="20"/>
+          <w:szCs w:val="20"/>
+        </w:rPr>
+        <w:t xml:space="preserve">moisture_percent</w:t>
+      </w:r>
+      <w:r>
+        <w:t xml:space="preserve"> from the firmware. If it is still sent, the app ignores it (sections 5 and 7).</w:t>
+      </w:r>
+    </w:p>
+    <w:p>
+      <w:pPr>
+        <w:pStyle w:val="ListParagraph"/>
+        <w:numPr>
+          <w:ilvl w:val="0"/>
+          <w:numId w:val="2"/>
+        </w:numPr>
+        <w:spacing w:after="60"/>
+      </w:pPr>
+      <w:r>
+        <w:t xml:space="preserve">Pumps run by hand never open a batch. On a machine the app commands, batches open with </w:t>
+      </w:r>
+      <w:r>
+        <w:rPr>
+          <w:b/>
+          <w:bCs/>
+        </w:rPr>
+        <w:t xml:space="preserve">Start cycle</w:t>
+      </w:r>
+      <w:r>
+        <w:t xml:space="preserve"> (sections 6.4 and 7).</w:t>
       </w:r>
     </w:p>
     <w:p>
@@ -1408,7 +1548,7 @@
         <w:t xml:space="preserve">Machine disconnected</w:t>
       </w:r>
       <w:r>
-        <w:t xml:space="preserve"> alert and ends any running pump cycle.</w:t>
+        <w:t xml:space="preserve"> alert, ends any running pump cycle and marks every pump off.</w:t>
       </w:r>
     </w:p>
     <w:p>
@@ -1795,23 +1935,6 @@
           <w:szCs w:val="16"/>
         </w:rPr>
         <w:t xml:space="preserve">  "temperature_c": 29.7,</w:t>
-      </w:r>
-    </w:p>
-    <w:p>
-      <w:pPr>
-        <w:keepNext/>
-        <w:keepLines/>
-        <w:shd w:fill="F3F4F6" w:color="auto" w:val="clear"/>
-        <w:spacing w:before="0" w:after="0" w:line="240"/>
-        <w:ind w:left="120" w:right="120"/>
-      </w:pPr>
-      <w:r>
-        <w:rPr>
-          <w:rFonts w:ascii="Consolas" w:cs="Consolas" w:eastAsia="Consolas" w:hAnsi="Consolas"/>
-          <w:sz w:val="16"/>
-          <w:szCs w:val="16"/>
-        </w:rPr>
-        <w:t xml:space="preserve">  "moisture_percent": 23.4,</w:t>
       </w:r>
     </w:p>
     <w:p>
@@ -2614,7 +2737,7 @@
                 <w:sz w:val="18"/>
                 <w:szCs w:val="18"/>
               </w:rPr>
-              <w:t xml:space="preserve">moisture_percent</w:t>
+              <w:t xml:space="preserve">conductivity_ms_cm</w:t>
             </w:r>
           </w:p>
         </w:tc>
@@ -2672,7 +2795,7 @@
                 <w:sz w:val="19"/>
                 <w:szCs w:val="19"/>
               </w:rPr>
-              <w:t xml:space="preserve">%</w:t>
+              <w:t xml:space="preserve">mS/cm</w:t>
             </w:r>
           </w:p>
         </w:tc>
@@ -2701,7 +2824,7 @@
                 <w:sz w:val="19"/>
                 <w:szCs w:val="19"/>
               </w:rPr>
-              <w:t xml:space="preserve">Example: 23.4</w:t>
+              <w:t xml:space="preserve">Example: 1.71</w:t>
             </w:r>
           </w:p>
         </w:tc>
@@ -2736,7 +2859,7 @@
                 <w:sz w:val="18"/>
                 <w:szCs w:val="18"/>
               </w:rPr>
-              <w:t xml:space="preserve">conductivity_ms_cm</w:t>
+              <w:t xml:space="preserve">turbidity_ntu</w:t>
             </w:r>
           </w:p>
         </w:tc>
@@ -2794,7 +2917,7 @@
                 <w:sz w:val="19"/>
                 <w:szCs w:val="19"/>
               </w:rPr>
-              <w:t xml:space="preserve">mS/cm</w:t>
+              <w:t xml:space="preserve">NTU</w:t>
             </w:r>
           </w:p>
         </w:tc>
@@ -2823,7 +2946,7 @@
                 <w:sz w:val="19"/>
                 <w:szCs w:val="19"/>
               </w:rPr>
-              <w:t xml:space="preserve">Example: 1.71</w:t>
+              <w:t xml:space="preserve">Example: 8.6</w:t>
             </w:r>
           </w:p>
         </w:tc>
@@ -2858,7 +2981,7 @@
                 <w:sz w:val="18"/>
                 <w:szCs w:val="18"/>
               </w:rPr>
-              <w:t xml:space="preserve">turbidity_ntu</w:t>
+              <w:t xml:space="preserve">weight_kg</w:t>
             </w:r>
           </w:p>
         </w:tc>
@@ -2916,7 +3039,7 @@
                 <w:sz w:val="19"/>
                 <w:szCs w:val="19"/>
               </w:rPr>
-              <w:t xml:space="preserve">NTU</w:t>
+              <w:t xml:space="preserve">kg</w:t>
             </w:r>
           </w:p>
         </w:tc>
@@ -2945,7 +3068,7 @@
                 <w:sz w:val="19"/>
                 <w:szCs w:val="19"/>
               </w:rPr>
-              <w:t xml:space="preserve">Example: 8.6</w:t>
+              <w:t xml:space="preserve">Weight in the jar. Recorded but not graded. Fills the jar on the Home screen (1 kg = full).</w:t>
             </w:r>
           </w:p>
         </w:tc>
@@ -2980,7 +3103,7 @@
                 <w:sz w:val="18"/>
                 <w:szCs w:val="18"/>
               </w:rPr>
-              <w:t xml:space="preserve">weight_kg</w:t>
+              <w:t xml:space="preserve">flow_l_min</w:t>
             </w:r>
           </w:p>
         </w:tc>
@@ -3038,7 +3161,7 @@
                 <w:sz w:val="19"/>
                 <w:szCs w:val="19"/>
               </w:rPr>
-              <w:t xml:space="preserve">kg</w:t>
+              <w:t xml:space="preserve">L/min</w:t>
             </w:r>
           </w:p>
         </w:tc>
@@ -3067,7 +3190,7 @@
                 <w:sz w:val="19"/>
                 <w:szCs w:val="19"/>
               </w:rPr>
-              <w:t xml:space="preserve">Weight in the jar. Recorded but not graded. Fills the jar on the Home screen (1 kg = full).</w:t>
+              <w:t xml:space="preserve">Only if a flow sensor is fitted. Recorded but not graded. Sets the speed of the flow animation on Home.</w:t>
             </w:r>
           </w:p>
         </w:tc>
@@ -3102,7 +3225,7 @@
                 <w:sz w:val="18"/>
                 <w:szCs w:val="18"/>
               </w:rPr>
-              <w:t xml:space="preserve">flow_l_min</w:t>
+              <w:t xml:space="preserve">color</w:t>
             </w:r>
           </w:p>
         </w:tc>
@@ -3131,7 +3254,7 @@
                 <w:sz w:val="19"/>
                 <w:szCs w:val="19"/>
               </w:rPr>
-              <w:t xml:space="preserve">number</w:t>
+              <w:t xml:space="preserve">object</w:t>
             </w:r>
           </w:p>
         </w:tc>
@@ -3155,13 +3278,6 @@
             <w:pPr>
               <w:spacing w:after="0"/>
             </w:pPr>
-            <w:r>
-              <w:rPr>
-                <w:sz w:val="19"/>
-                <w:szCs w:val="19"/>
-              </w:rPr>
-              <w:t xml:space="preserve">L/min</w:t>
-            </w:r>
           </w:p>
         </w:tc>
         <w:tc>
@@ -3189,7 +3305,7 @@
                 <w:sz w:val="19"/>
                 <w:szCs w:val="19"/>
               </w:rPr>
-              <w:t xml:space="preserve">Only if a flow sensor is fitted. Recorded but not graded. Sets the speed of the flow animation on Home.</w:t>
+              <w:t xml:space="preserve">r, g, b as whole numbers from 0 to 255 (values outside are clamped). Optional classification: Water white, Extra white, White, Extra light amber, Light amber, Amber or Dark amber. If the ESP32 computes a Pfund value, send "pfund": 68.0 inside this object. A bare number ("color": 68.0) is read as a Pfund value.</w:t>
             </w:r>
           </w:p>
         </w:tc>
@@ -3224,7 +3340,7 @@
                 <w:sz w:val="18"/>
                 <w:szCs w:val="18"/>
               </w:rPr>
-              <w:t xml:space="preserve">color</w:t>
+              <w:t xml:space="preserve">stage</w:t>
             </w:r>
           </w:p>
         </w:tc>
@@ -3253,7 +3369,7 @@
                 <w:sz w:val="19"/>
                 <w:szCs w:val="19"/>
               </w:rPr>
-              <w:t xml:space="preserve">object</w:t>
+              <w:t xml:space="preserve">text</w:t>
             </w:r>
           </w:p>
         </w:tc>
@@ -3304,7 +3420,7 @@
                 <w:sz w:val="19"/>
                 <w:szCs w:val="19"/>
               </w:rPr>
-              <w:t xml:space="preserve">r, g, b as whole numbers from 0 to 255 (values outside are clamped). Optional classification: Water white, Extra white, White, Extra light amber, Light amber, Amber or Dark amber. If the ESP32 computes a Pfund value, send "pfund": 68.0 inside this object. A bare number ("color": 68.0) is read as a Pfund value.</w:t>
+              <w:t xml:space="preserve">Where the batch is in the filtration sequence. See 5.5.</w:t>
             </w:r>
           </w:p>
         </w:tc>
@@ -3339,121 +3455,6 @@
                 <w:sz w:val="18"/>
                 <w:szCs w:val="18"/>
               </w:rPr>
-              <w:t xml:space="preserve">stage</w:t>
-            </w:r>
-          </w:p>
-        </w:tc>
-        <w:tc>
-          <w:tcPr>
-            <w:tcW w:type="dxa" w:w="1000"/>
-            <w:tcBorders>
-              <w:top w:val="single" w:color="BFBFBF" w:sz="4"/>
-              <w:left w:val="single" w:color="BFBFBF" w:sz="4"/>
-              <w:bottom w:val="single" w:color="BFBFBF" w:sz="4"/>
-              <w:right w:val="single" w:color="BFBFBF" w:sz="4"/>
-            </w:tcBorders>
-            <w:tcMar>
-              <w:top w:type="dxa" w:w="60"/>
-              <w:left w:type="dxa" w:w="100"/>
-              <w:bottom w:type="dxa" w:w="60"/>
-              <w:right w:type="dxa" w:w="100"/>
-            </w:tcMar>
-          </w:tcPr>
-          <w:p>
-            <w:pPr>
-              <w:spacing w:after="0"/>
-            </w:pPr>
-            <w:r>
-              <w:rPr>
-                <w:sz w:val="19"/>
-                <w:szCs w:val="19"/>
-              </w:rPr>
-              <w:t xml:space="preserve">text</w:t>
-            </w:r>
-          </w:p>
-        </w:tc>
-        <w:tc>
-          <w:tcPr>
-            <w:tcW w:type="dxa" w:w="1000"/>
-            <w:tcBorders>
-              <w:top w:val="single" w:color="BFBFBF" w:sz="4"/>
-              <w:left w:val="single" w:color="BFBFBF" w:sz="4"/>
-              <w:bottom w:val="single" w:color="BFBFBF" w:sz="4"/>
-              <w:right w:val="single" w:color="BFBFBF" w:sz="4"/>
-            </w:tcBorders>
-            <w:tcMar>
-              <w:top w:type="dxa" w:w="60"/>
-              <w:left w:type="dxa" w:w="100"/>
-              <w:bottom w:type="dxa" w:w="60"/>
-              <w:right w:type="dxa" w:w="100"/>
-            </w:tcMar>
-          </w:tcPr>
-          <w:p>
-            <w:pPr>
-              <w:spacing w:after="0"/>
-            </w:pPr>
-          </w:p>
-        </w:tc>
-        <w:tc>
-          <w:tcPr>
-            <w:tcW w:type="dxa" w:w="5026"/>
-            <w:tcBorders>
-              <w:top w:val="single" w:color="BFBFBF" w:sz="4"/>
-              <w:left w:val="single" w:color="BFBFBF" w:sz="4"/>
-              <w:bottom w:val="single" w:color="BFBFBF" w:sz="4"/>
-              <w:right w:val="single" w:color="BFBFBF" w:sz="4"/>
-            </w:tcBorders>
-            <w:tcMar>
-              <w:top w:type="dxa" w:w="60"/>
-              <w:left w:type="dxa" w:w="100"/>
-              <w:bottom w:type="dxa" w:w="60"/>
-              <w:right w:type="dxa" w:w="100"/>
-            </w:tcMar>
-          </w:tcPr>
-          <w:p>
-            <w:pPr>
-              <w:spacing w:after="0"/>
-            </w:pPr>
-            <w:r>
-              <w:rPr>
-                <w:sz w:val="19"/>
-                <w:szCs w:val="19"/>
-              </w:rPr>
-              <w:t xml:space="preserve">Where the batch is in the filtration sequence. See 5.5.</w:t>
-            </w:r>
-          </w:p>
-        </w:tc>
-      </w:tr>
-      <w:tr>
-        <w:trPr>
-          <w:cantSplit/>
-        </w:trPr>
-        <w:tc>
-          <w:tcPr>
-            <w:tcW w:type="dxa" w:w="2000"/>
-            <w:tcBorders>
-              <w:top w:val="single" w:color="BFBFBF" w:sz="4"/>
-              <w:left w:val="single" w:color="BFBFBF" w:sz="4"/>
-              <w:bottom w:val="single" w:color="BFBFBF" w:sz="4"/>
-              <w:right w:val="single" w:color="BFBFBF" w:sz="4"/>
-            </w:tcBorders>
-            <w:tcMar>
-              <w:top w:type="dxa" w:w="60"/>
-              <w:left w:type="dxa" w:w="100"/>
-              <w:bottom w:type="dxa" w:w="60"/>
-              <w:right w:type="dxa" w:w="100"/>
-            </w:tcMar>
-          </w:tcPr>
-          <w:p>
-            <w:pPr>
-              <w:spacing w:after="0"/>
-            </w:pPr>
-            <w:r>
-              <w:rPr>
-                <w:rFonts w:ascii="Consolas" w:cs="Consolas" w:eastAsia="Consolas" w:hAnsi="Consolas"/>
-                <w:sz w:val="18"/>
-                <w:szCs w:val="18"/>
-              </w:rPr>
               <w:t xml:space="preserve">machine_status</w:t>
             </w:r>
           </w:p>
@@ -3591,7 +3592,7 @@
           <w:sz w:val="20"/>
           <w:szCs w:val="20"/>
         </w:rPr>
-        <w:t xml:space="preserve">moisture</w:t>
+        <w:t xml:space="preserve">weight</w:t>
       </w:r>
       <w:r>
         <w:t xml:space="preserve">, </w:t>
@@ -3602,10 +3603,10 @@
           <w:sz w:val="20"/>
           <w:szCs w:val="20"/>
         </w:rPr>
-        <w:t xml:space="preserve">weight</w:t>
-      </w:r>
-      <w:r>
-        <w:t xml:space="preserve">, </w:t>
+        <w:t xml:space="preserve">flow</w:t>
+      </w:r>
+      <w:r>
+        <w:t xml:space="preserve">) are still accepted, but please use the names in the table. Moisture is no longer measured: </w:t>
       </w:r>
       <w:r>
         <w:rPr>
@@ -3613,10 +3614,21 @@
           <w:sz w:val="20"/>
           <w:szCs w:val="20"/>
         </w:rPr>
-        <w:t xml:space="preserve">flow</w:t>
-      </w:r>
-      <w:r>
-        <w:t xml:space="preserve">) are still accepted, but please use the names in the table.</w:t>
+        <w:t xml:space="preserve">moisture_percent</w:t>
+      </w:r>
+      <w:r>
+        <w:t xml:space="preserve"> and </w:t>
+      </w:r>
+      <w:r>
+        <w:rPr>
+          <w:rFonts w:ascii="Consolas" w:cs="Consolas" w:eastAsia="Consolas" w:hAnsi="Consolas"/>
+          <w:sz w:val="20"/>
+          <w:szCs w:val="20"/>
+        </w:rPr>
+        <w:t xml:space="preserve">moisture</w:t>
+      </w:r>
+      <w:r>
+        <w:t xml:space="preserve"> are ignored if sent.</w:t>
       </w:r>
     </w:p>
     <w:p>
@@ -4902,7 +4914,7 @@
                 <w:sz w:val="19"/>
                 <w:szCs w:val="19"/>
               </w:rPr>
-              <w:t xml:space="preserve">Filtration in progress. Send this while a pump is running.</w:t>
+              <w:t xml:space="preserve">Filtration in progress. Send this while any pump is running.</w:t>
             </w:r>
           </w:p>
         </w:tc>
@@ -5354,7 +5366,17 @@
         <w:spacing w:after="120"/>
       </w:pPr>
       <w:r>
-        <w:t xml:space="preserve">The machine moves honey in four hops, each driven by its own pump. Only one pump runs at a time. A full cycle is pump 1, then 2, then 3, then 4, each for its own time.</w:t>
+        <w:t xml:space="preserve">The machine moves honey in four hops, each driven by its own pump. </w:t>
+      </w:r>
+      <w:r>
+        <w:rPr>
+          <w:b/>
+          <w:bCs/>
+        </w:rPr>
+        <w:t xml:space="preserve">Each pump is switched on and off on its own</w:t>
+      </w:r>
+      <w:r>
+        <w:t xml:space="preserve">, and several can run at the same time. The app runs them in two ways: a timed cycle (pump 1, then 2, then 3, then 4, each for its own time), and a switch for each pump that the user can turn on or off at any time, even in the middle of a cycle.</w:t>
       </w:r>
     </w:p>
     <w:tbl>
@@ -5902,6 +5924,23 @@
     </w:p>
     <w:p>
       <w:pPr>
+        <w:keepNext/>
+        <w:keepLines/>
+        <w:shd w:fill="F3F4F6" w:color="auto" w:val="clear"/>
+        <w:spacing w:before="0" w:after="0" w:line="240"/>
+        <w:ind w:left="120" w:right="120"/>
+      </w:pPr>
+      <w:r>
+        <w:rPr>
+          <w:rFonts w:ascii="Consolas" w:cs="Consolas" w:eastAsia="Consolas" w:hAnsi="Consolas"/>
+          <w:sz w:val="16"/>
+          <w:szCs w:val="16"/>
+        </w:rPr>
+        <w:t xml:space="preserve">{"type":"pump_off","pump":2}</w:t>
+      </w:r>
+    </w:p>
+    <w:p>
+      <w:pPr>
         <w:keepNext w:val="false"/>
         <w:keepLines/>
         <w:shd w:fill="F3F4F6" w:color="auto" w:val="clear"/>
@@ -6225,7 +6264,22 @@
                 <w:sz w:val="19"/>
                 <w:szCs w:val="19"/>
               </w:rPr>
-              <w:t xml:space="preserve"> only. 1, 2, 3 or 4.</w:t>
+              <w:t xml:space="preserve">: required, 1, 2, 3 or 4. </w:t>
+            </w:r>
+            <w:r>
+              <w:rPr>
+                <w:rFonts w:ascii="Consolas" w:cs="Consolas" w:eastAsia="Consolas" w:hAnsi="Consolas"/>
+                <w:sz w:val="18"/>
+                <w:szCs w:val="18"/>
+              </w:rPr>
+              <w:t xml:space="preserve">pump_off</w:t>
+            </w:r>
+            <w:r>
+              <w:rPr>
+                <w:sz w:val="19"/>
+                <w:szCs w:val="19"/>
+              </w:rPr>
+              <w:t xml:space="preserve">: optional. With it, only that pump goes off; without it, every pump does.</w:t>
             </w:r>
           </w:p>
         </w:tc>
@@ -6326,7 +6380,7 @@
                 <w:sz w:val="19"/>
                 <w:szCs w:val="19"/>
               </w:rPr>
-              <w:t xml:space="preserve"> only. How many seconds the pump runs: 5 to 7200 (2 hours). The ESP32 must switch the pump off by itself when this runs out.</w:t>
+              <w:t xml:space="preserve"> only. How many seconds the pump runs: 1 to 7200 (2 hours). The ESP32 must switch that pump off by itself when this runs out.</w:t>
             </w:r>
           </w:p>
         </w:tc>
@@ -6482,7 +6536,7 @@
                 <w:sz w:val="19"/>
                 <w:szCs w:val="19"/>
               </w:rPr>
-              <w:t xml:space="preserve">Switch every other pump off, switch this pump on, and start a timer for </w:t>
+              <w:t xml:space="preserve">Switch this pump on and start (or restart) its own timer for </w:t>
             </w:r>
             <w:r>
               <w:rPr>
@@ -6497,7 +6551,7 @@
                 <w:sz w:val="19"/>
                 <w:szCs w:val="19"/>
               </w:rPr>
-              <w:t xml:space="preserve"> seconds. When the timer runs out, switch the pump off, even if no other command has arrived.</w:t>
+              <w:t xml:space="preserve"> seconds. Leave every other pump as it is. When the timer runs out, switch this pump off, even if no other command has arrived.</w:t>
             </w:r>
           </w:p>
         </w:tc>
@@ -6561,7 +6615,37 @@
                 <w:sz w:val="19"/>
                 <w:szCs w:val="19"/>
               </w:rPr>
-              <w:t xml:space="preserve">Switch every pump off.</w:t>
+              <w:t xml:space="preserve">With </w:t>
+            </w:r>
+            <w:r>
+              <w:rPr>
+                <w:rFonts w:ascii="Consolas" w:cs="Consolas" w:eastAsia="Consolas" w:hAnsi="Consolas"/>
+                <w:sz w:val="18"/>
+                <w:szCs w:val="18"/>
+              </w:rPr>
+              <w:t xml:space="preserve">pump</w:t>
+            </w:r>
+            <w:r>
+              <w:rPr>
+                <w:sz w:val="19"/>
+                <w:szCs w:val="19"/>
+              </w:rPr>
+              <w:t xml:space="preserve">: switch that pump off. Without </w:t>
+            </w:r>
+            <w:r>
+              <w:rPr>
+                <w:rFonts w:ascii="Consolas" w:cs="Consolas" w:eastAsia="Consolas" w:hAnsi="Consolas"/>
+                <w:sz w:val="18"/>
+                <w:szCs w:val="18"/>
+              </w:rPr>
+              <w:t xml:space="preserve">pump</w:t>
+            </w:r>
+            <w:r>
+              <w:rPr>
+                <w:sz w:val="19"/>
+                <w:szCs w:val="19"/>
+              </w:rPr>
+              <w:t xml:space="preserve">: switch every pump off. Switching off a pump that is already off is not an error: do nothing.</w:t>
             </w:r>
           </w:p>
         </w:tc>
@@ -6577,7 +6661,7 @@
         <w:spacing w:after="120"/>
       </w:pPr>
       <w:r>
-        <w:t xml:space="preserve">"Run this pump" always means "and only this pump". There is no separate start or stop for the cycle: a cycle is a series of </w:t>
+        <w:t xml:space="preserve">A command never touches a pump it does not name: </w:t>
       </w:r>
       <w:r>
         <w:rPr>
@@ -6588,7 +6672,7 @@
         <w:t xml:space="preserve">pump_on</w:t>
       </w:r>
       <w:r>
-        <w:t xml:space="preserve"> commands followed by a </w:t>
+        <w:t xml:space="preserve"> for pump 3 leaves pumps 1, 2 and 4 exactly as they were. There is no separate start or stop for the cycle: a cycle is a series of </w:t>
       </w:r>
       <w:r>
         <w:rPr>
@@ -6599,7 +6683,18 @@
         <w:t xml:space="preserve">pump_off</w:t>
       </w:r>
       <w:r>
-        <w:t xml:space="preserve">.</w:t>
+        <w:t xml:space="preserve"> and </w:t>
+      </w:r>
+      <w:r>
+        <w:rPr>
+          <w:rFonts w:ascii="Consolas" w:cs="Consolas" w:eastAsia="Consolas" w:hAnsi="Consolas"/>
+          <w:sz w:val="20"/>
+          <w:szCs w:val="20"/>
+        </w:rPr>
+        <w:t xml:space="preserve">pump_on</w:t>
+      </w:r>
+      <w:r>
+        <w:t xml:space="preserve"> commands for single pumps (section 6.5).</w:t>
       </w:r>
     </w:p>
     <w:p>
@@ -6666,10 +6761,10 @@
           <w:b/>
           <w:bCs/>
         </w:rPr>
-        <w:t xml:space="preserve">One pump at a time, always.</w:t>
-      </w:r>
-      <w:r>
-        <w:t xml:space="preserve"> A new </w:t>
+        <w:t xml:space="preserve">Each pump on its own.</w:t>
+      </w:r>
+      <w:r>
+        <w:t xml:space="preserve"> Keep a separate on/off state and a separate timer for each pump. A </w:t>
       </w:r>
       <w:r>
         <w:rPr>
@@ -6680,7 +6775,29 @@
         <w:t xml:space="preserve">pump_on</w:t>
       </w:r>
       <w:r>
-        <w:t xml:space="preserve"> replaces the pump that is running.</w:t>
+        <w:t xml:space="preserve">, or a </w:t>
+      </w:r>
+      <w:r>
+        <w:rPr>
+          <w:rFonts w:ascii="Consolas" w:cs="Consolas" w:eastAsia="Consolas" w:hAnsi="Consolas"/>
+          <w:sz w:val="20"/>
+          <w:szCs w:val="20"/>
+        </w:rPr>
+        <w:t xml:space="preserve">pump_off</w:t>
+      </w:r>
+      <w:r>
+        <w:t xml:space="preserve"> with a </w:t>
+      </w:r>
+      <w:r>
+        <w:rPr>
+          <w:rFonts w:ascii="Consolas" w:cs="Consolas" w:eastAsia="Consolas" w:hAnsi="Consolas"/>
+          <w:sz w:val="20"/>
+          <w:szCs w:val="20"/>
+        </w:rPr>
+        <w:t xml:space="preserve">pump</w:t>
+      </w:r>
+      <w:r>
+        <w:t xml:space="preserve">, changes only that pump.</w:t>
       </w:r>
     </w:p>
     <w:p>
@@ -6720,7 +6837,7 @@
         <w:t xml:space="preserve">Ignore what you do not understand.</w:t>
       </w:r>
       <w:r>
-        <w:t xml:space="preserve"> Skip lines that are not valid JSON and command types you do not know. If </w:t>
+        <w:t xml:space="preserve"> Skip lines that are not valid JSON and command types you do not know. If a </w:t>
       </w:r>
       <w:r>
         <w:rPr>
@@ -6728,10 +6845,10 @@
           <w:sz w:val="20"/>
           <w:szCs w:val="20"/>
         </w:rPr>
-        <w:t xml:space="preserve">pump</w:t>
-      </w:r>
-      <w:r>
-        <w:t xml:space="preserve"> is not 1 to 4, or </w:t>
+        <w:t xml:space="preserve">pump_on</w:t>
+      </w:r>
+      <w:r>
+        <w:t xml:space="preserve"> has a </w:t>
       </w:r>
       <w:r>
         <w:rPr>
@@ -6739,10 +6856,43 @@
           <w:sz w:val="20"/>
           <w:szCs w:val="20"/>
         </w:rPr>
+        <w:t xml:space="preserve">pump</w:t>
+      </w:r>
+      <w:r>
+        <w:t xml:space="preserve"> that is not 1 to 4, or </w:t>
+      </w:r>
+      <w:r>
+        <w:rPr>
+          <w:rFonts w:ascii="Consolas" w:cs="Consolas" w:eastAsia="Consolas" w:hAnsi="Consolas"/>
+          <w:sz w:val="20"/>
+          <w:szCs w:val="20"/>
+        </w:rPr>
         <w:t xml:space="preserve">duration_s</w:t>
       </w:r>
       <w:r>
-        <w:t xml:space="preserve"> is missing or zero, switch everything off and do not start a pump.</w:t>
+        <w:t xml:space="preserve"> is missing or zero, switch everything off and do not start a pump. A </w:t>
+      </w:r>
+      <w:r>
+        <w:rPr>
+          <w:rFonts w:ascii="Consolas" w:cs="Consolas" w:eastAsia="Consolas" w:hAnsi="Consolas"/>
+          <w:sz w:val="20"/>
+          <w:szCs w:val="20"/>
+        </w:rPr>
+        <w:t xml:space="preserve">pump_off</w:t>
+      </w:r>
+      <w:r>
+        <w:t xml:space="preserve"> whose </w:t>
+      </w:r>
+      <w:r>
+        <w:rPr>
+          <w:rFonts w:ascii="Consolas" w:cs="Consolas" w:eastAsia="Consolas" w:hAnsi="Consolas"/>
+          <w:sz w:val="20"/>
+          <w:szCs w:val="20"/>
+        </w:rPr>
+        <w:t xml:space="preserve">pump</w:t>
+      </w:r>
+      <w:r>
+        <w:t xml:space="preserve"> is not 1 to 4 also switches everything off.</w:t>
       </w:r>
     </w:p>
     <w:p>
@@ -6806,7 +6956,7 @@
         <w:t xml:space="preserve">duration_s</w:t>
       </w:r>
       <w:r>
-        <w:t xml:space="preserve">: the phone sends the next command when the time is up, but if the phone sleeps, the app is closed or the link drops, nothing more will arrive. And when the phone disconnects, switch every pump off.</w:t>
+        <w:t xml:space="preserve">, for each pump separately and including pumps switched on by hand: the phone sends the next command when the time is up, but if the phone sleeps, the app is closed or the link drops, nothing more will arrive. And when the phone disconnects, switch every pump off.</w:t>
       </w:r>
     </w:p>
     <w:p>
@@ -6849,7 +6999,7 @@
         <w:t xml:space="preserve">RUNNING</w:t>
       </w:r>
       <w:r>
-        <w:t xml:space="preserve"> while a pump is running, and </w:t>
+        <w:t xml:space="preserve"> while any pump is running, and </w:t>
       </w:r>
       <w:r>
         <w:rPr>
@@ -6884,7 +7034,7 @@
         <w:t xml:space="preserve">stage</w:t>
       </w:r>
       <w:r>
-        <w:t xml:space="preserve">, send the stage for the running pump (table in 6.1), or </w:t>
+        <w:t xml:space="preserve">, send the stage of the highest-numbered pump that is running (table in 6.1), or </w:t>
       </w:r>
       <w:r>
         <w:rPr>
@@ -6895,7 +7045,7 @@
         <w:t xml:space="preserve">IDLE</w:t>
       </w:r>
       <w:r>
-        <w:t xml:space="preserve">. If the packet says </w:t>
+        <w:t xml:space="preserve"> when none is. If the packet says </w:t>
       </w:r>
       <w:r>
         <w:rPr>
@@ -6906,7 +7056,7 @@
         <w:t xml:space="preserve">IDLE</w:t>
       </w:r>
       <w:r>
-        <w:t xml:space="preserve">, or has no stage, while the app has a pump running, the app files the reading under that pump's stage itself. A stage you do send is kept as it is.</w:t>
+        <w:t xml:space="preserve">, or has no stage, while the app has a pump on, the app files the reading under that same stage itself. A stage you do send is kept as it is.</w:t>
       </w:r>
     </w:p>
     <w:p>
@@ -6971,7 +7121,7 @@
         <w:spacing w:after="60"/>
       </w:pPr>
       <w:r>
-        <w:t xml:space="preserve">After the cycle, keep sending </w:t>
+        <w:t xml:space="preserve">After the cycle, send </w:t>
       </w:r>
       <w:r>
         <w:rPr>
@@ -6982,7 +7132,7 @@
         <w:t xml:space="preserve">READY</w:t>
       </w:r>
       <w:r>
-        <w:t xml:space="preserve">. A packet that says </w:t>
+        <w:t xml:space="preserve"> whenever no pump is running. A pump running by hand is reported as </w:t>
       </w:r>
       <w:r>
         <w:rPr>
@@ -6993,7 +7143,7 @@
         <w:t xml:space="preserve">RUNNING</w:t>
       </w:r>
       <w:r>
-        <w:t xml:space="preserve">, or has no </w:t>
+        <w:t xml:space="preserve"> like any other: on a machine the app commands, readings outside a cycle never open a batch (unless they carry a </w:t>
       </w:r>
       <w:r>
         <w:rPr>
@@ -7001,10 +7151,10 @@
           <w:sz w:val="20"/>
           <w:szCs w:val="20"/>
         </w:rPr>
-        <w:t xml:space="preserve">machine_status</w:t>
-      </w:r>
-      <w:r>
-        <w:t xml:space="preserve">, after the cycle has ended opens a new batch.</w:t>
+        <w:t xml:space="preserve">batch_id</w:t>
+      </w:r>
+      <w:r>
+        <w:t xml:space="preserve">). If a batch is already open, they join it.</w:t>
       </w:r>
     </w:p>
     <w:p>
@@ -7269,6 +7419,21 @@
                 <w:sz w:val="18"/>
                 <w:szCs w:val="18"/>
               </w:rPr>
+              <w:t xml:space="preserve">pump_off</w:t>
+            </w:r>
+            <w:r>
+              <w:rPr>
+                <w:sz w:val="19"/>
+                <w:szCs w:val="19"/>
+              </w:rPr>
+              <w:t xml:space="preserve"> for pump 1, then </w:t>
+            </w:r>
+            <w:r>
+              <w:rPr>
+                <w:rFonts w:ascii="Consolas" w:cs="Consolas" w:eastAsia="Consolas" w:hAnsi="Consolas"/>
+                <w:sz w:val="18"/>
+                <w:szCs w:val="18"/>
+              </w:rPr>
               <w:t xml:space="preserve">pump_on</w:t>
             </w:r>
             <w:r>
@@ -7276,7 +7441,7 @@
                 <w:sz w:val="19"/>
                 <w:szCs w:val="19"/>
               </w:rPr>
-              <w:t xml:space="preserve"> for pump 2, with pump 2's time. The same happens for pumps 3 and 4.</w:t>
+              <w:t xml:space="preserve"> for pump 2 with pump 2's time. The same happens for pumps 3 and 4. Pumps the cycle is not on are not mentioned.</w:t>
             </w:r>
           </w:p>
         </w:tc>
@@ -7363,7 +7528,7 @@
                 <w:sz w:val="19"/>
                 <w:szCs w:val="19"/>
               </w:rPr>
-              <w:t xml:space="preserve">. The cycle is complete and the batch closes and is graded.</w:t>
+              <w:t xml:space="preserve"> for pump 4. The cycle is complete and the batch closes and is graded. Pumps running by hand stay on.</w:t>
             </w:r>
           </w:p>
         </w:tc>
@@ -7408,6 +7573,29 @@
               </w:rPr>
               <w:t xml:space="preserve">Stop</w:t>
             </w:r>
+            <w:r>
+              <w:rPr>
+                <w:sz w:val="19"/>
+                <w:szCs w:val="19"/>
+              </w:rPr>
+              <w:t xml:space="preserve"> (during a cycle) or </w:t>
+            </w:r>
+            <w:r>
+              <w:rPr>
+                <w:b/>
+                <w:bCs/>
+                <w:sz w:val="19"/>
+                <w:szCs w:val="19"/>
+              </w:rPr>
+              <w:t xml:space="preserve">All off</w:t>
+            </w:r>
+            <w:r>
+              <w:rPr>
+                <w:sz w:val="19"/>
+                <w:szCs w:val="19"/>
+              </w:rPr>
+              <w:t xml:space="preserve"> (with no cycle)</w:t>
+            </w:r>
           </w:p>
         </w:tc>
         <w:tc>
@@ -7443,7 +7631,22 @@
                 <w:sz w:val="19"/>
                 <w:szCs w:val="19"/>
               </w:rPr>
-              <w:t xml:space="preserve">. The batch stays open until the user taps </w:t>
+              <w:t xml:space="preserve"> with no </w:t>
+            </w:r>
+            <w:r>
+              <w:rPr>
+                <w:rFonts w:ascii="Consolas" w:cs="Consolas" w:eastAsia="Consolas" w:hAnsi="Consolas"/>
+                <w:sz w:val="18"/>
+                <w:szCs w:val="18"/>
+              </w:rPr>
+              <w:t xml:space="preserve">pump</w:t>
+            </w:r>
+            <w:r>
+              <w:rPr>
+                <w:sz w:val="19"/>
+                <w:szCs w:val="19"/>
+              </w:rPr>
+              <w:t xml:space="preserve">: every pump goes off, including pumps running by hand. The batch stays open until the user taps </w:t>
             </w:r>
             <w:r>
               <w:rPr>
@@ -7493,7 +7696,7 @@
                 <w:sz w:val="19"/>
                 <w:szCs w:val="19"/>
               </w:rPr>
-              <w:t xml:space="preserve">The user taps </w:t>
+              <w:t xml:space="preserve">The user switches a pump </w:t>
             </w:r>
             <w:r>
               <w:rPr>
@@ -7502,14 +7705,14 @@
                 <w:sz w:val="19"/>
                 <w:szCs w:val="19"/>
               </w:rPr>
-              <w:t xml:space="preserve">Finish batch</w:t>
-            </w:r>
-            <w:r>
-              <w:rPr>
-                <w:sz w:val="19"/>
-                <w:szCs w:val="19"/>
-              </w:rPr>
-              <w:t xml:space="preserve"> during a cycle</w:t>
+              <w:t xml:space="preserve">on</w:t>
+            </w:r>
+            <w:r>
+              <w:rPr>
+                <w:sz w:val="19"/>
+                <w:szCs w:val="19"/>
+              </w:rPr>
+              <w:t xml:space="preserve"> from Home</w:t>
             </w:r>
           </w:p>
         </w:tc>
@@ -7539,14 +7742,29 @@
                 <w:sz w:val="18"/>
                 <w:szCs w:val="18"/>
               </w:rPr>
-              <w:t xml:space="preserve">pump_off</w:t>
-            </w:r>
-            <w:r>
-              <w:rPr>
-                <w:sz w:val="19"/>
-                <w:szCs w:val="19"/>
-              </w:rPr>
-              <w:t xml:space="preserve">, then the batch closes.</w:t>
+              <w:t xml:space="preserve">pump_on</w:t>
+            </w:r>
+            <w:r>
+              <w:rPr>
+                <w:sz w:val="19"/>
+                <w:szCs w:val="19"/>
+              </w:rPr>
+              <w:t xml:space="preserve"> for that pump with </w:t>
+            </w:r>
+            <w:r>
+              <w:rPr>
+                <w:rFonts w:ascii="Consolas" w:cs="Consolas" w:eastAsia="Consolas" w:hAnsi="Consolas"/>
+                <w:sz w:val="18"/>
+                <w:szCs w:val="18"/>
+              </w:rPr>
+              <w:t xml:space="preserve">duration_s</w:t>
+            </w:r>
+            <w:r>
+              <w:rPr>
+                <w:sz w:val="19"/>
+                <w:szCs w:val="19"/>
+              </w:rPr>
+              <w:t xml:space="preserve"> 7200 (2 hours). If it is the pump the cycle is on, it gets only the seconds left in that step.</w:t>
             </w:r>
           </w:p>
         </w:tc>
@@ -7580,7 +7798,7 @@
                 <w:sz w:val="19"/>
                 <w:szCs w:val="19"/>
               </w:rPr>
-              <w:t xml:space="preserve">The user taps </w:t>
+              <w:t xml:space="preserve">The user switches a pump </w:t>
             </w:r>
             <w:r>
               <w:rPr>
@@ -7589,14 +7807,14 @@
                 <w:sz w:val="19"/>
                 <w:szCs w:val="19"/>
               </w:rPr>
-              <w:t xml:space="preserve">Disconnect</w:t>
-            </w:r>
-            <w:r>
-              <w:rPr>
-                <w:sz w:val="19"/>
-                <w:szCs w:val="19"/>
-              </w:rPr>
-              <w:t xml:space="preserve"> during a cycle</w:t>
+              <w:t xml:space="preserve">off</w:t>
+            </w:r>
+            <w:r>
+              <w:rPr>
+                <w:sz w:val="19"/>
+                <w:szCs w:val="19"/>
+              </w:rPr>
+              <w:t xml:space="preserve"> from Home</w:t>
             </w:r>
           </w:p>
         </w:tc>
@@ -7633,7 +7851,37 @@
                 <w:sz w:val="19"/>
                 <w:szCs w:val="19"/>
               </w:rPr>
-              <w:t xml:space="preserve">, then the app disconnects.</w:t>
+              <w:t xml:space="preserve"> for that pump. A running cycle carries on: when that pump's step ends, the app still sends </w:t>
+            </w:r>
+            <w:r>
+              <w:rPr>
+                <w:rFonts w:ascii="Consolas" w:cs="Consolas" w:eastAsia="Consolas" w:hAnsi="Consolas"/>
+                <w:sz w:val="18"/>
+                <w:szCs w:val="18"/>
+              </w:rPr>
+              <w:t xml:space="preserve">pump_off</w:t>
+            </w:r>
+            <w:r>
+              <w:rPr>
+                <w:sz w:val="19"/>
+                <w:szCs w:val="19"/>
+              </w:rPr>
+              <w:t xml:space="preserve"> for it and </w:t>
+            </w:r>
+            <w:r>
+              <w:rPr>
+                <w:rFonts w:ascii="Consolas" w:cs="Consolas" w:eastAsia="Consolas" w:hAnsi="Consolas"/>
+                <w:sz w:val="18"/>
+                <w:szCs w:val="18"/>
+              </w:rPr>
+              <w:t xml:space="preserve">pump_on</w:t>
+            </w:r>
+            <w:r>
+              <w:rPr>
+                <w:sz w:val="19"/>
+                <w:szCs w:val="19"/>
+              </w:rPr>
+              <w:t xml:space="preserve"> for the next.</w:t>
             </w:r>
           </w:p>
         </w:tc>
@@ -7667,7 +7915,7 @@
                 <w:sz w:val="19"/>
                 <w:szCs w:val="19"/>
               </w:rPr>
-              <w:t xml:space="preserve">The user switches the source to </w:t>
+              <w:t xml:space="preserve">The user taps </w:t>
             </w:r>
             <w:r>
               <w:rPr>
@@ -7676,7 +7924,7 @@
                 <w:sz w:val="19"/>
                 <w:szCs w:val="19"/>
               </w:rPr>
-              <w:t xml:space="preserve">Simulator</w:t>
+              <w:t xml:space="preserve">Finish batch</w:t>
             </w:r>
             <w:r>
               <w:rPr>
@@ -7720,7 +7968,7 @@
                 <w:sz w:val="19"/>
                 <w:szCs w:val="19"/>
               </w:rPr>
-              <w:t xml:space="preserve"> over the Bluetooth link, then closes it.</w:t>
+              <w:t xml:space="preserve">, then the batch closes.</w:t>
             </w:r>
           </w:p>
         </w:tc>
@@ -7754,7 +8002,23 @@
                 <w:sz w:val="19"/>
                 <w:szCs w:val="19"/>
               </w:rPr>
-              <w:t xml:space="preserve">A command could not be written</w:t>
+              <w:t xml:space="preserve">The user taps </w:t>
+            </w:r>
+            <w:r>
+              <w:rPr>
+                <w:b/>
+                <w:bCs/>
+                <w:sz w:val="19"/>
+                <w:szCs w:val="19"/>
+              </w:rPr>
+              <w:t xml:space="preserve">Disconnect</w:t>
+            </w:r>
+            <w:r>
+              <w:rPr>
+                <w:sz w:val="19"/>
+                <w:szCs w:val="19"/>
+              </w:rPr>
+              <w:t xml:space="preserve"> while any pump is on</w:t>
             </w:r>
           </w:p>
         </w:tc>
@@ -7778,13 +8042,6 @@
             <w:pPr>
               <w:spacing w:after="0"/>
             </w:pPr>
-            <w:r>
-              <w:rPr>
-                <w:sz w:val="19"/>
-                <w:szCs w:val="19"/>
-              </w:rPr>
-              <w:t xml:space="preserve">One more </w:t>
-            </w:r>
             <w:r>
               <w:rPr>
                 <w:rFonts w:ascii="Consolas" w:cs="Consolas" w:eastAsia="Consolas" w:hAnsi="Consolas"/>
@@ -7798,7 +8055,7 @@
                 <w:sz w:val="19"/>
                 <w:szCs w:val="19"/>
               </w:rPr>
-              <w:t xml:space="preserve">, if it can. The cycle stops and Home shows "Could not reach the machine: …".</w:t>
+              <w:t xml:space="preserve">, then the app disconnects.</w:t>
             </w:r>
           </w:p>
         </w:tc>
@@ -7832,6 +8089,171 @@
                 <w:sz w:val="19"/>
                 <w:szCs w:val="19"/>
               </w:rPr>
+              <w:t xml:space="preserve">The user switches the source to </w:t>
+            </w:r>
+            <w:r>
+              <w:rPr>
+                <w:b/>
+                <w:bCs/>
+                <w:sz w:val="19"/>
+                <w:szCs w:val="19"/>
+              </w:rPr>
+              <w:t xml:space="preserve">Simulator</w:t>
+            </w:r>
+            <w:r>
+              <w:rPr>
+                <w:sz w:val="19"/>
+                <w:szCs w:val="19"/>
+              </w:rPr>
+              <w:t xml:space="preserve"> while any pump is on</w:t>
+            </w:r>
+          </w:p>
+        </w:tc>
+        <w:tc>
+          <w:tcPr>
+            <w:tcW w:type="dxa" w:w="5226"/>
+            <w:tcBorders>
+              <w:top w:val="single" w:color="BFBFBF" w:sz="4"/>
+              <w:left w:val="single" w:color="BFBFBF" w:sz="4"/>
+              <w:bottom w:val="single" w:color="BFBFBF" w:sz="4"/>
+              <w:right w:val="single" w:color="BFBFBF" w:sz="4"/>
+            </w:tcBorders>
+            <w:tcMar>
+              <w:top w:type="dxa" w:w="60"/>
+              <w:left w:type="dxa" w:w="100"/>
+              <w:bottom w:type="dxa" w:w="60"/>
+              <w:right w:type="dxa" w:w="100"/>
+            </w:tcMar>
+          </w:tcPr>
+          <w:p>
+            <w:pPr>
+              <w:spacing w:after="0"/>
+            </w:pPr>
+            <w:r>
+              <w:rPr>
+                <w:rFonts w:ascii="Consolas" w:cs="Consolas" w:eastAsia="Consolas" w:hAnsi="Consolas"/>
+                <w:sz w:val="18"/>
+                <w:szCs w:val="18"/>
+              </w:rPr>
+              <w:t xml:space="preserve">pump_off</w:t>
+            </w:r>
+            <w:r>
+              <w:rPr>
+                <w:sz w:val="19"/>
+                <w:szCs w:val="19"/>
+              </w:rPr>
+              <w:t xml:space="preserve"> over the Bluetooth link, then closes it.</w:t>
+            </w:r>
+          </w:p>
+        </w:tc>
+      </w:tr>
+      <w:tr>
+        <w:trPr>
+          <w:cantSplit/>
+        </w:trPr>
+        <w:tc>
+          <w:tcPr>
+            <w:tcW w:type="dxa" w:w="3800"/>
+            <w:tcBorders>
+              <w:top w:val="single" w:color="BFBFBF" w:sz="4"/>
+              <w:left w:val="single" w:color="BFBFBF" w:sz="4"/>
+              <w:bottom w:val="single" w:color="BFBFBF" w:sz="4"/>
+              <w:right w:val="single" w:color="BFBFBF" w:sz="4"/>
+            </w:tcBorders>
+            <w:tcMar>
+              <w:top w:type="dxa" w:w="60"/>
+              <w:left w:type="dxa" w:w="100"/>
+              <w:bottom w:type="dxa" w:w="60"/>
+              <w:right w:type="dxa" w:w="100"/>
+            </w:tcMar>
+          </w:tcPr>
+          <w:p>
+            <w:pPr>
+              <w:spacing w:after="0"/>
+            </w:pPr>
+            <w:r>
+              <w:rPr>
+                <w:sz w:val="19"/>
+                <w:szCs w:val="19"/>
+              </w:rPr>
+              <w:t xml:space="preserve">A cycle command could not be written</w:t>
+            </w:r>
+          </w:p>
+        </w:tc>
+        <w:tc>
+          <w:tcPr>
+            <w:tcW w:type="dxa" w:w="5226"/>
+            <w:tcBorders>
+              <w:top w:val="single" w:color="BFBFBF" w:sz="4"/>
+              <w:left w:val="single" w:color="BFBFBF" w:sz="4"/>
+              <w:bottom w:val="single" w:color="BFBFBF" w:sz="4"/>
+              <w:right w:val="single" w:color="BFBFBF" w:sz="4"/>
+            </w:tcBorders>
+            <w:tcMar>
+              <w:top w:type="dxa" w:w="60"/>
+              <w:left w:type="dxa" w:w="100"/>
+              <w:bottom w:type="dxa" w:w="60"/>
+              <w:right w:type="dxa" w:w="100"/>
+            </w:tcMar>
+          </w:tcPr>
+          <w:p>
+            <w:pPr>
+              <w:spacing w:after="0"/>
+            </w:pPr>
+            <w:r>
+              <w:rPr>
+                <w:sz w:val="19"/>
+                <w:szCs w:val="19"/>
+              </w:rPr>
+              <w:t xml:space="preserve">One more </w:t>
+            </w:r>
+            <w:r>
+              <w:rPr>
+                <w:rFonts w:ascii="Consolas" w:cs="Consolas" w:eastAsia="Consolas" w:hAnsi="Consolas"/>
+                <w:sz w:val="18"/>
+                <w:szCs w:val="18"/>
+              </w:rPr>
+              <w:t xml:space="preserve">pump_off</w:t>
+            </w:r>
+            <w:r>
+              <w:rPr>
+                <w:sz w:val="19"/>
+                <w:szCs w:val="19"/>
+              </w:rPr>
+              <w:t xml:space="preserve">, if it can. The cycle stops and Home shows "Could not reach the machine: …". A switch whose command fails stays where it was, the app shows "Could not switch pump N on: …" and the cycle carries on.</w:t>
+            </w:r>
+          </w:p>
+        </w:tc>
+      </w:tr>
+      <w:tr>
+        <w:trPr>
+          <w:cantSplit/>
+        </w:trPr>
+        <w:tc>
+          <w:tcPr>
+            <w:tcW w:type="dxa" w:w="3800"/>
+            <w:tcBorders>
+              <w:top w:val="single" w:color="BFBFBF" w:sz="4"/>
+              <w:left w:val="single" w:color="BFBFBF" w:sz="4"/>
+              <w:bottom w:val="single" w:color="BFBFBF" w:sz="4"/>
+              <w:right w:val="single" w:color="BFBFBF" w:sz="4"/>
+            </w:tcBorders>
+            <w:tcMar>
+              <w:top w:type="dxa" w:w="60"/>
+              <w:left w:type="dxa" w:w="100"/>
+              <w:bottom w:type="dxa" w:w="60"/>
+              <w:right w:type="dxa" w:w="100"/>
+            </w:tcMar>
+          </w:tcPr>
+          <w:p>
+            <w:pPr>
+              <w:spacing w:after="0"/>
+            </w:pPr>
+            <w:r>
+              <w:rPr>
+                <w:sz w:val="19"/>
+                <w:szCs w:val="19"/>
+              </w:rPr>
               <w:t xml:space="preserve">The link drops</w:t>
             </w:r>
           </w:p>
@@ -7861,7 +8283,7 @@
                 <w:sz w:val="19"/>
                 <w:szCs w:val="19"/>
               </w:rPr>
-              <w:t xml:space="preserve">Nothing, because it cannot. The ESP32's timer and disconnect rule stop the pump. Home shows "The link dropped during pump N. Reconnect and start again."</w:t>
+              <w:t xml:space="preserve">Nothing, because it cannot. The ESP32's timers and disconnect rule stop the pumps. The app marks every pump off and Home shows "The link dropped during pump N. Reconnect and start again."</w:t>
             </w:r>
           </w:p>
         </w:tc>
@@ -7895,7 +8317,7 @@
         <w:spacing w:after="60"/>
       </w:pPr>
       <w:r>
-        <w:t xml:space="preserve">The next </w:t>
+        <w:t xml:space="preserve">The </w:t>
       </w:r>
       <w:r>
         <w:rPr>
@@ -7903,10 +8325,32 @@
           <w:sz w:val="20"/>
           <w:szCs w:val="20"/>
         </w:rPr>
+        <w:t xml:space="preserve">pump_off</w:t>
+      </w:r>
+      <w:r>
+        <w:t xml:space="preserve"> and the next </w:t>
+      </w:r>
+      <w:r>
+        <w:rPr>
+          <w:rFonts w:ascii="Consolas" w:cs="Consolas" w:eastAsia="Consolas" w:hAnsi="Consolas"/>
+          <w:sz w:val="20"/>
+          <w:szCs w:val="20"/>
+        </w:rPr>
         <w:t xml:space="preserve">pump_on</w:t>
       </w:r>
       <w:r>
-        <w:t xml:space="preserve"> is sent when the phone's timer runs out, at about the same moment the ESP32's timer for the previous pump runs out. A short gap between one pump stopping and the next starting is normal.</w:t>
+        <w:t xml:space="preserve"> are sent when the phone's timer runs out, at about the same moment the ESP32's own timer for that pump runs out, so a </w:t>
+      </w:r>
+      <w:r>
+        <w:rPr>
+          <w:rFonts w:ascii="Consolas" w:cs="Consolas" w:eastAsia="Consolas" w:hAnsi="Consolas"/>
+          <w:sz w:val="20"/>
+          <w:szCs w:val="20"/>
+        </w:rPr>
+        <w:t xml:space="preserve">pump_off</w:t>
+      </w:r>
+      <w:r>
+        <w:t xml:space="preserve"> for a pump that is already off is normal. A short gap between one pump stopping and the next starting is normal too.</w:t>
       </w:r>
     </w:p>
     <w:p>
@@ -7924,14 +8368,6 @@
     </w:p>
     <w:p>
       <w:pPr>
-        <w:pStyle w:val="Heading2"/>
-      </w:pPr>
-      <w:r>
-        <w:t xml:space="preserve">6.6 Pump timers in the app</w:t>
-      </w:r>
-    </w:p>
-    <w:p>
-      <w:pPr>
         <w:pStyle w:val="ListParagraph"/>
         <w:numPr>
           <w:ilvl w:val="0"/>
@@ -7940,17 +8376,14 @@
         <w:spacing w:after="60"/>
       </w:pPr>
       <w:r>
-        <w:t xml:space="preserve">Set in </w:t>
-      </w:r>
-      <w:r>
         <w:rPr>
           <w:b/>
           <w:bCs/>
         </w:rPr>
-        <w:t xml:space="preserve">More → Pump timers</w:t>
-      </w:r>
-      <w:r>
-        <w:t xml:space="preserve">. Each pump has its own time.</w:t>
+        <w:t xml:space="preserve">Switches never move the cycle's clock.</w:t>
+      </w:r>
+      <w:r>
+        <w:t xml:space="preserve"> If the user switches the cycle's pump off, the countdown carries on; switched back on, the pump runs for what is left of its step.</w:t>
       </w:r>
     </w:p>
     <w:p>
@@ -7963,7 +8396,44 @@
         <w:spacing w:after="60"/>
       </w:pPr>
       <w:r>
-        <w:t xml:space="preserve">Default: 1 minute per pump. Allowed: 5 seconds to 2 hours. Presets: 30 s, 1, 2, 5 and 10 minutes, or type minutes and seconds.</w:t>
+        <w:rPr>
+          <w:b/>
+          <w:bCs/>
+        </w:rPr>
+        <w:t xml:space="preserve">When the cycle reaches a pump that is already on by hand</w:t>
+      </w:r>
+      <w:r>
+        <w:t xml:space="preserve">, it sends </w:t>
+      </w:r>
+      <w:r>
+        <w:rPr>
+          <w:rFonts w:ascii="Consolas" w:cs="Consolas" w:eastAsia="Consolas" w:hAnsi="Consolas"/>
+          <w:sz w:val="20"/>
+          <w:szCs w:val="20"/>
+        </w:rPr>
+        <w:t xml:space="preserve">pump_on</w:t>
+      </w:r>
+      <w:r>
+        <w:t xml:space="preserve"> for it again with the pump's set time. Restart that pump's timer with the new </w:t>
+      </w:r>
+      <w:r>
+        <w:rPr>
+          <w:rFonts w:ascii="Consolas" w:cs="Consolas" w:eastAsia="Consolas" w:hAnsi="Consolas"/>
+          <w:sz w:val="20"/>
+          <w:szCs w:val="20"/>
+        </w:rPr>
+        <w:t xml:space="preserve">duration_s</w:t>
+      </w:r>
+      <w:r>
+        <w:t xml:space="preserve">.</w:t>
+      </w:r>
+    </w:p>
+    <w:p>
+      <w:pPr>
+        <w:pStyle w:val="Heading2"/>
+      </w:pPr>
+      <w:r>
+        <w:t xml:space="preserve">6.6 Pump timers in the app</w:t>
       </w:r>
     </w:p>
     <w:p>
@@ -7976,17 +8446,17 @@
         <w:spacing w:after="60"/>
       </w:pPr>
       <w:r>
-        <w:t xml:space="preserve">The screen shows the time for the full cycle. Home shows it too, under </w:t>
+        <w:t xml:space="preserve">Set in </w:t>
       </w:r>
       <w:r>
         <w:rPr>
           <w:b/>
           <w:bCs/>
         </w:rPr>
-        <w:t xml:space="preserve">Start cycle</w:t>
-      </w:r>
-      <w:r>
-        <w:t xml:space="preserve">.</w:t>
+        <w:t xml:space="preserve">More → Pump timers</w:t>
+      </w:r>
+      <w:r>
+        <w:t xml:space="preserve">. Each pump has its own time.</w:t>
       </w:r>
     </w:p>
     <w:p>
@@ -7999,7 +8469,7 @@
         <w:spacing w:after="60"/>
       </w:pPr>
       <w:r>
-        <w:t xml:space="preserve">Times are saved on the phone. A cycle keeps the times it started with, so a change applies from the next cycle.</w:t>
+        <w:t xml:space="preserve">Default: 1 minute per pump. Allowed: 5 seconds to 2 hours. Presets: 30 s, 1, 2, 5 and 10 minutes, or type minutes and seconds.</w:t>
       </w:r>
     </w:p>
     <w:p>
@@ -8012,7 +8482,56 @@
         <w:spacing w:after="60"/>
       </w:pPr>
       <w:r>
+        <w:t xml:space="preserve">The screen shows the time for the full cycle. Home shows it too, under </w:t>
+      </w:r>
+      <w:r>
+        <w:rPr>
+          <w:b/>
+          <w:bCs/>
+        </w:rPr>
+        <w:t xml:space="preserve">Start cycle</w:t>
+      </w:r>
+      <w:r>
+        <w:t xml:space="preserve">.</w:t>
+      </w:r>
+    </w:p>
+    <w:p>
+      <w:pPr>
+        <w:pStyle w:val="ListParagraph"/>
+        <w:numPr>
+          <w:ilvl w:val="0"/>
+          <w:numId w:val="2"/>
+        </w:numPr>
+        <w:spacing w:after="60"/>
+      </w:pPr>
+      <w:r>
+        <w:t xml:space="preserve">Times are saved on the phone. A cycle keeps the times it started with, so a change applies from the next cycle.</w:t>
+      </w:r>
+    </w:p>
+    <w:p>
+      <w:pPr>
+        <w:pStyle w:val="ListParagraph"/>
+        <w:numPr>
+          <w:ilvl w:val="0"/>
+          <w:numId w:val="2"/>
+        </w:numPr>
+        <w:spacing w:after="60"/>
+      </w:pPr>
+      <w:r>
         <w:t xml:space="preserve">The restore button at the top resets every pump to the default.</w:t>
+      </w:r>
+    </w:p>
+    <w:p>
+      <w:pPr>
+        <w:pStyle w:val="ListParagraph"/>
+        <w:numPr>
+          <w:ilvl w:val="0"/>
+          <w:numId w:val="2"/>
+        </w:numPr>
+        <w:spacing w:after="60"/>
+      </w:pPr>
+      <w:r>
+        <w:t xml:space="preserve">These times are for the cycle only. A pump switched on by hand runs until it is switched off, for at most 2 hours.</w:t>
       </w:r>
     </w:p>
     <w:p>
@@ -8309,22 +8828,22 @@
           <w:sz w:val="15"/>
           <w:szCs w:val="15"/>
         </w:rPr>
-        <w:t xml:space="preserve">volatile int runningPump = 0;          // 0 = none, otherwise 1..4</w:t>
-      </w:r>
-    </w:p>
-    <w:p>
-      <w:pPr>
-        <w:shd w:fill="F3F4F6" w:color="auto" w:val="clear"/>
-        <w:spacing w:before="0" w:after="0" w:line="240"/>
-        <w:ind w:left="120" w:right="120"/>
-      </w:pPr>
-      <w:r>
-        <w:rPr>
-          <w:rFonts w:ascii="Consolas" w:cs="Consolas" w:eastAsia="Consolas" w:hAnsi="Consolas"/>
-          <w:sz w:val="15"/>
-          <w:szCs w:val="15"/>
-        </w:rPr>
-        <w:t xml:space="preserve">volatile unsigned long pumpOffAt = 0;</w:t>
+        <w:t xml:space="preserve">volatile bool pumpIsOn[5] = {false};  // index 1..4; [0] unused</w:t>
+      </w:r>
+    </w:p>
+    <w:p>
+      <w:pPr>
+        <w:shd w:fill="F3F4F6" w:color="auto" w:val="clear"/>
+        <w:spacing w:before="0" w:after="0" w:line="240"/>
+        <w:ind w:left="120" w:right="120"/>
+      </w:pPr>
+      <w:r>
+        <w:rPr>
+          <w:rFonts w:ascii="Consolas" w:cs="Consolas" w:eastAsia="Consolas" w:hAnsi="Consolas"/>
+          <w:sz w:val="15"/>
+          <w:szCs w:val="15"/>
+        </w:rPr>
+        <w:t xml:space="preserve">volatile unsigned long pumpOffAt[5];  // each pump has its own timer</w:t>
       </w:r>
     </w:p>
     <w:p>
@@ -8384,6 +8903,81 @@
           <w:sz w:val="15"/>
           <w:szCs w:val="15"/>
         </w:rPr>
+        <w:t xml:space="preserve">void pumpOff(int pump) {</w:t>
+      </w:r>
+    </w:p>
+    <w:p>
+      <w:pPr>
+        <w:shd w:fill="F3F4F6" w:color="auto" w:val="clear"/>
+        <w:spacing w:before="0" w:after="0" w:line="240"/>
+        <w:ind w:left="120" w:right="120"/>
+      </w:pPr>
+      <w:r>
+        <w:rPr>
+          <w:rFonts w:ascii="Consolas" w:cs="Consolas" w:eastAsia="Consolas" w:hAnsi="Consolas"/>
+          <w:sz w:val="15"/>
+          <w:szCs w:val="15"/>
+        </w:rPr>
+        <w:t xml:space="preserve">  digitalWrite(PUMP_PINS[pump - 1], LOW);</w:t>
+      </w:r>
+    </w:p>
+    <w:p>
+      <w:pPr>
+        <w:shd w:fill="F3F4F6" w:color="auto" w:val="clear"/>
+        <w:spacing w:before="0" w:after="0" w:line="240"/>
+        <w:ind w:left="120" w:right="120"/>
+      </w:pPr>
+      <w:r>
+        <w:rPr>
+          <w:rFonts w:ascii="Consolas" w:cs="Consolas" w:eastAsia="Consolas" w:hAnsi="Consolas"/>
+          <w:sz w:val="15"/>
+          <w:szCs w:val="15"/>
+        </w:rPr>
+        <w:t xml:space="preserve">  pumpIsOn[pump] = false;</w:t>
+      </w:r>
+    </w:p>
+    <w:p>
+      <w:pPr>
+        <w:shd w:fill="F3F4F6" w:color="auto" w:val="clear"/>
+        <w:spacing w:before="0" w:after="0" w:line="240"/>
+        <w:ind w:left="120" w:right="120"/>
+      </w:pPr>
+      <w:r>
+        <w:rPr>
+          <w:rFonts w:ascii="Consolas" w:cs="Consolas" w:eastAsia="Consolas" w:hAnsi="Consolas"/>
+          <w:sz w:val="15"/>
+          <w:szCs w:val="15"/>
+        </w:rPr>
+        <w:t xml:space="preserve">}</w:t>
+      </w:r>
+    </w:p>
+    <w:p>
+      <w:pPr>
+        <w:shd w:fill="F3F4F6" w:color="auto" w:val="clear"/>
+        <w:spacing w:before="0" w:after="0" w:line="240"/>
+        <w:ind w:left="120" w:right="120"/>
+      </w:pPr>
+      <w:r>
+        <w:rPr>
+          <w:rFonts w:ascii="Consolas" w:cs="Consolas" w:eastAsia="Consolas" w:hAnsi="Consolas"/>
+          <w:sz w:val="15"/>
+          <w:szCs w:val="15"/>
+        </w:rPr>
+        <w:t xml:space="preserve"> </w:t>
+      </w:r>
+    </w:p>
+    <w:p>
+      <w:pPr>
+        <w:shd w:fill="F3F4F6" w:color="auto" w:val="clear"/>
+        <w:spacing w:before="0" w:after="0" w:line="240"/>
+        <w:ind w:left="120" w:right="120"/>
+      </w:pPr>
+      <w:r>
+        <w:rPr>
+          <w:rFonts w:ascii="Consolas" w:cs="Consolas" w:eastAsia="Consolas" w:hAnsi="Consolas"/>
+          <w:sz w:val="15"/>
+          <w:szCs w:val="15"/>
+        </w:rPr>
         <w:t xml:space="preserve">void allPumpsOff() {</w:t>
       </w:r>
     </w:p>
@@ -8399,22 +8993,7 @@
           <w:sz w:val="15"/>
           <w:szCs w:val="15"/>
         </w:rPr>
-        <w:t xml:space="preserve">  for (int i = 0; i &lt; 4; i++) digitalWrite(PUMP_PINS[i], LOW);</w:t>
-      </w:r>
-    </w:p>
-    <w:p>
-      <w:pPr>
-        <w:shd w:fill="F3F4F6" w:color="auto" w:val="clear"/>
-        <w:spacing w:before="0" w:after="0" w:line="240"/>
-        <w:ind w:left="120" w:right="120"/>
-      </w:pPr>
-      <w:r>
-        <w:rPr>
-          <w:rFonts w:ascii="Consolas" w:cs="Consolas" w:eastAsia="Consolas" w:hAnsi="Consolas"/>
-          <w:sz w:val="15"/>
-          <w:szCs w:val="15"/>
-        </w:rPr>
-        <w:t xml:space="preserve">  runningPump = 0;</w:t>
+        <w:t xml:space="preserve">  for (int p = 1; p &lt;= 4; p++) pumpOff(p);</w:t>
       </w:r>
     </w:p>
     <w:p>
@@ -8459,67 +9038,52 @@
           <w:sz w:val="15"/>
           <w:szCs w:val="15"/>
         </w:rPr>
-        <w:t xml:space="preserve">void startPump(int pump, unsigned long seconds) {</w:t>
-      </w:r>
-    </w:p>
-    <w:p>
-      <w:pPr>
-        <w:shd w:fill="F3F4F6" w:color="auto" w:val="clear"/>
-        <w:spacing w:before="0" w:after="0" w:line="240"/>
-        <w:ind w:left="120" w:right="120"/>
-      </w:pPr>
-      <w:r>
-        <w:rPr>
-          <w:rFonts w:ascii="Consolas" w:cs="Consolas" w:eastAsia="Consolas" w:hAnsi="Consolas"/>
-          <w:sz w:val="15"/>
-          <w:szCs w:val="15"/>
-        </w:rPr>
-        <w:t xml:space="preserve">  allPumpsOff();                        // only ever one pump at a time</w:t>
-      </w:r>
-    </w:p>
-    <w:p>
-      <w:pPr>
-        <w:shd w:fill="F3F4F6" w:color="auto" w:val="clear"/>
-        <w:spacing w:before="0" w:after="0" w:line="240"/>
-        <w:ind w:left="120" w:right="120"/>
-      </w:pPr>
-      <w:r>
-        <w:rPr>
-          <w:rFonts w:ascii="Consolas" w:cs="Consolas" w:eastAsia="Consolas" w:hAnsi="Consolas"/>
-          <w:sz w:val="15"/>
-          <w:szCs w:val="15"/>
-        </w:rPr>
-        <w:t xml:space="preserve">  digitalWrite(PUMP_PINS[pump - 1], HIGH);</w:t>
-      </w:r>
-    </w:p>
-    <w:p>
-      <w:pPr>
-        <w:shd w:fill="F3F4F6" w:color="auto" w:val="clear"/>
-        <w:spacing w:before="0" w:after="0" w:line="240"/>
-        <w:ind w:left="120" w:right="120"/>
-      </w:pPr>
-      <w:r>
-        <w:rPr>
-          <w:rFonts w:ascii="Consolas" w:cs="Consolas" w:eastAsia="Consolas" w:hAnsi="Consolas"/>
-          <w:sz w:val="15"/>
-          <w:szCs w:val="15"/>
-        </w:rPr>
-        <w:t xml:space="preserve">  runningPump = pump;</w:t>
-      </w:r>
-    </w:p>
-    <w:p>
-      <w:pPr>
-        <w:shd w:fill="F3F4F6" w:color="auto" w:val="clear"/>
-        <w:spacing w:before="0" w:after="0" w:line="240"/>
-        <w:ind w:left="120" w:right="120"/>
-      </w:pPr>
-      <w:r>
-        <w:rPr>
-          <w:rFonts w:ascii="Consolas" w:cs="Consolas" w:eastAsia="Consolas" w:hAnsi="Consolas"/>
-          <w:sz w:val="15"/>
-          <w:szCs w:val="15"/>
-        </w:rPr>
-        <w:t xml:space="preserve">  pumpOffAt = millis() + seconds * 1000UL;</w:t>
+        <w:t xml:space="preserve">void pumpOn(int pump, unsigned long seconds) {</w:t>
+      </w:r>
+    </w:p>
+    <w:p>
+      <w:pPr>
+        <w:shd w:fill="F3F4F6" w:color="auto" w:val="clear"/>
+        <w:spacing w:before="0" w:after="0" w:line="240"/>
+        <w:ind w:left="120" w:right="120"/>
+      </w:pPr>
+      <w:r>
+        <w:rPr>
+          <w:rFonts w:ascii="Consolas" w:cs="Consolas" w:eastAsia="Consolas" w:hAnsi="Consolas"/>
+          <w:sz w:val="15"/>
+          <w:szCs w:val="15"/>
+        </w:rPr>
+        <w:t xml:space="preserve">  digitalWrite(PUMP_PINS[pump - 1], HIGH);   // the other pumps stay as they are</w:t>
+      </w:r>
+    </w:p>
+    <w:p>
+      <w:pPr>
+        <w:shd w:fill="F3F4F6" w:color="auto" w:val="clear"/>
+        <w:spacing w:before="0" w:after="0" w:line="240"/>
+        <w:ind w:left="120" w:right="120"/>
+      </w:pPr>
+      <w:r>
+        <w:rPr>
+          <w:rFonts w:ascii="Consolas" w:cs="Consolas" w:eastAsia="Consolas" w:hAnsi="Consolas"/>
+          <w:sz w:val="15"/>
+          <w:szCs w:val="15"/>
+        </w:rPr>
+        <w:t xml:space="preserve">  pumpIsOn[pump] = true;</w:t>
+      </w:r>
+    </w:p>
+    <w:p>
+      <w:pPr>
+        <w:shd w:fill="F3F4F6" w:color="auto" w:val="clear"/>
+        <w:spacing w:before="0" w:after="0" w:line="240"/>
+        <w:ind w:left="120" w:right="120"/>
+      </w:pPr>
+      <w:r>
+        <w:rPr>
+          <w:rFonts w:ascii="Consolas" w:cs="Consolas" w:eastAsia="Consolas" w:hAnsi="Consolas"/>
+          <w:sz w:val="15"/>
+          <w:szCs w:val="15"/>
+        </w:rPr>
+        <w:t xml:space="preserve">  pumpOffAt[pump] = millis() + seconds * 1000UL;   // a repeat pump_on restarts it</w:t>
       </w:r>
     </w:p>
     <w:p>
@@ -8564,6 +9128,81 @@
           <w:sz w:val="15"/>
           <w:szCs w:val="15"/>
         </w:rPr>
+        <w:t xml:space="preserve">int highestPumpOn() {                   // 0 = none</w:t>
+      </w:r>
+    </w:p>
+    <w:p>
+      <w:pPr>
+        <w:shd w:fill="F3F4F6" w:color="auto" w:val="clear"/>
+        <w:spacing w:before="0" w:after="0" w:line="240"/>
+        <w:ind w:left="120" w:right="120"/>
+      </w:pPr>
+      <w:r>
+        <w:rPr>
+          <w:rFonts w:ascii="Consolas" w:cs="Consolas" w:eastAsia="Consolas" w:hAnsi="Consolas"/>
+          <w:sz w:val="15"/>
+          <w:szCs w:val="15"/>
+        </w:rPr>
+        <w:t xml:space="preserve">  for (int p = 4; p &gt;= 1; p--) if (pumpIsOn[p]) return p;</w:t>
+      </w:r>
+    </w:p>
+    <w:p>
+      <w:pPr>
+        <w:shd w:fill="F3F4F6" w:color="auto" w:val="clear"/>
+        <w:spacing w:before="0" w:after="0" w:line="240"/>
+        <w:ind w:left="120" w:right="120"/>
+      </w:pPr>
+      <w:r>
+        <w:rPr>
+          <w:rFonts w:ascii="Consolas" w:cs="Consolas" w:eastAsia="Consolas" w:hAnsi="Consolas"/>
+          <w:sz w:val="15"/>
+          <w:szCs w:val="15"/>
+        </w:rPr>
+        <w:t xml:space="preserve">  return 0;</w:t>
+      </w:r>
+    </w:p>
+    <w:p>
+      <w:pPr>
+        <w:shd w:fill="F3F4F6" w:color="auto" w:val="clear"/>
+        <w:spacing w:before="0" w:after="0" w:line="240"/>
+        <w:ind w:left="120" w:right="120"/>
+      </w:pPr>
+      <w:r>
+        <w:rPr>
+          <w:rFonts w:ascii="Consolas" w:cs="Consolas" w:eastAsia="Consolas" w:hAnsi="Consolas"/>
+          <w:sz w:val="15"/>
+          <w:szCs w:val="15"/>
+        </w:rPr>
+        <w:t xml:space="preserve">}</w:t>
+      </w:r>
+    </w:p>
+    <w:p>
+      <w:pPr>
+        <w:shd w:fill="F3F4F6" w:color="auto" w:val="clear"/>
+        <w:spacing w:before="0" w:after="0" w:line="240"/>
+        <w:ind w:left="120" w:right="120"/>
+      </w:pPr>
+      <w:r>
+        <w:rPr>
+          <w:rFonts w:ascii="Consolas" w:cs="Consolas" w:eastAsia="Consolas" w:hAnsi="Consolas"/>
+          <w:sz w:val="15"/>
+          <w:szCs w:val="15"/>
+        </w:rPr>
+        <w:t xml:space="preserve"> </w:t>
+      </w:r>
+    </w:p>
+    <w:p>
+      <w:pPr>
+        <w:shd w:fill="F3F4F6" w:color="auto" w:val="clear"/>
+        <w:spacing w:before="0" w:after="0" w:line="240"/>
+        <w:ind w:left="120" w:right="120"/>
+      </w:pPr>
+      <w:r>
+        <w:rPr>
+          <w:rFonts w:ascii="Consolas" w:cs="Consolas" w:eastAsia="Consolas" w:hAnsi="Consolas"/>
+          <w:sz w:val="15"/>
+          <w:szCs w:val="15"/>
+        </w:rPr>
         <w:t xml:space="preserve">void handleCommand(const String&amp; line) {</w:t>
       </w:r>
     </w:p>
@@ -8624,6 +9263,36 @@
           <w:sz w:val="15"/>
           <w:szCs w:val="15"/>
         </w:rPr>
+        <w:t xml:space="preserve">  int pump = doc["pump"] | 0;</w:t>
+      </w:r>
+    </w:p>
+    <w:p>
+      <w:pPr>
+        <w:shd w:fill="F3F4F6" w:color="auto" w:val="clear"/>
+        <w:spacing w:before="0" w:after="0" w:line="240"/>
+        <w:ind w:left="120" w:right="120"/>
+      </w:pPr>
+      <w:r>
+        <w:rPr>
+          <w:rFonts w:ascii="Consolas" w:cs="Consolas" w:eastAsia="Consolas" w:hAnsi="Consolas"/>
+          <w:sz w:val="15"/>
+          <w:szCs w:val="15"/>
+        </w:rPr>
+        <w:t xml:space="preserve">  bool validPump = pump &gt;= 1 &amp;&amp; pump &lt;= 4;</w:t>
+      </w:r>
+    </w:p>
+    <w:p>
+      <w:pPr>
+        <w:shd w:fill="F3F4F6" w:color="auto" w:val="clear"/>
+        <w:spacing w:before="0" w:after="0" w:line="240"/>
+        <w:ind w:left="120" w:right="120"/>
+      </w:pPr>
+      <w:r>
+        <w:rPr>
+          <w:rFonts w:ascii="Consolas" w:cs="Consolas" w:eastAsia="Consolas" w:hAnsi="Consolas"/>
+          <w:sz w:val="15"/>
+          <w:szCs w:val="15"/>
+        </w:rPr>
         <w:t xml:space="preserve">  if (strcmp(type, "pump_off") == 0) {</w:t>
       </w:r>
     </w:p>
@@ -8639,7 +9308,22 @@
           <w:sz w:val="15"/>
           <w:szCs w:val="15"/>
         </w:rPr>
-        <w:t xml:space="preserve">    allPumpsOff();</w:t>
+        <w:t xml:space="preserve">    if (validPump) pumpOff(pump);                  // just this pump</w:t>
+      </w:r>
+    </w:p>
+    <w:p>
+      <w:pPr>
+        <w:shd w:fill="F3F4F6" w:color="auto" w:val="clear"/>
+        <w:spacing w:before="0" w:after="0" w:line="240"/>
+        <w:ind w:left="120" w:right="120"/>
+      </w:pPr>
+      <w:r>
+        <w:rPr>
+          <w:rFonts w:ascii="Consolas" w:cs="Consolas" w:eastAsia="Consolas" w:hAnsi="Consolas"/>
+          <w:sz w:val="15"/>
+          <w:szCs w:val="15"/>
+        </w:rPr>
+        <w:t xml:space="preserve">    else allPumpsOff();                            // no pump: every pump</w:t>
       </w:r>
     </w:p>
     <w:p>
@@ -8669,21 +9353,6 @@
           <w:sz w:val="15"/>
           <w:szCs w:val="15"/>
         </w:rPr>
-        <w:t xml:space="preserve">    int pump = doc["pump"] | 0;</w:t>
-      </w:r>
-    </w:p>
-    <w:p>
-      <w:pPr>
-        <w:shd w:fill="F3F4F6" w:color="auto" w:val="clear"/>
-        <w:spacing w:before="0" w:after="0" w:line="240"/>
-        <w:ind w:left="120" w:right="120"/>
-      </w:pPr>
-      <w:r>
-        <w:rPr>
-          <w:rFonts w:ascii="Consolas" w:cs="Consolas" w:eastAsia="Consolas" w:hAnsi="Consolas"/>
-          <w:sz w:val="15"/>
-          <w:szCs w:val="15"/>
-        </w:rPr>
         <w:t xml:space="preserve">    unsigned long seconds = doc["duration_s"].as&lt;unsigned long&gt;();</w:t>
       </w:r>
     </w:p>
@@ -8699,7 +9368,7 @@
           <w:sz w:val="15"/>
           <w:szCs w:val="15"/>
         </w:rPr>
-        <w:t xml:space="preserve">    if (pump &gt;= 1 &amp;&amp; pump &lt;= 4 &amp;&amp; seconds &gt; 0) startPump(pump, seconds);</w:t>
+        <w:t xml:space="preserve">    if (validPump &amp;&amp; seconds &gt; 0) pumpOn(pump, seconds);</w:t>
       </w:r>
     </w:p>
     <w:p>
@@ -9434,21 +10103,6 @@
           <w:sz w:val="15"/>
           <w:szCs w:val="15"/>
         </w:rPr>
-        <w:t xml:space="preserve">  doc["moisture_percent"] = readMoisture();</w:t>
-      </w:r>
-    </w:p>
-    <w:p>
-      <w:pPr>
-        <w:shd w:fill="F3F4F6" w:color="auto" w:val="clear"/>
-        <w:spacing w:before="0" w:after="0" w:line="240"/>
-        <w:ind w:left="120" w:right="120"/>
-      </w:pPr>
-      <w:r>
-        <w:rPr>
-          <w:rFonts w:ascii="Consolas" w:cs="Consolas" w:eastAsia="Consolas" w:hAnsi="Consolas"/>
-          <w:sz w:val="15"/>
-          <w:szCs w:val="15"/>
-        </w:rPr>
         <w:t xml:space="preserve">  doc["conductivity_ms_cm"] = readConductivity();</w:t>
       </w:r>
     </w:p>
@@ -9524,22 +10178,37 @@
           <w:sz w:val="15"/>
           <w:szCs w:val="15"/>
         </w:rPr>
-        <w:t xml:space="preserve">  doc["stage"] = STAGE_FOR_PUMP[runningPump];</w:t>
-      </w:r>
-    </w:p>
-    <w:p>
-      <w:pPr>
-        <w:shd w:fill="F3F4F6" w:color="auto" w:val="clear"/>
-        <w:spacing w:before="0" w:after="0" w:line="240"/>
-        <w:ind w:left="120" w:right="120"/>
-      </w:pPr>
-      <w:r>
-        <w:rPr>
-          <w:rFonts w:ascii="Consolas" w:cs="Consolas" w:eastAsia="Consolas" w:hAnsi="Consolas"/>
-          <w:sz w:val="15"/>
-          <w:szCs w:val="15"/>
-        </w:rPr>
-        <w:t xml:space="preserve">  doc["machine_status"] = runningPump ? "RUNNING" : "READY";</w:t>
+        <w:t xml:space="preserve">  int top = highestPumpOn();          // the honey furthest along</w:t>
+      </w:r>
+    </w:p>
+    <w:p>
+      <w:pPr>
+        <w:shd w:fill="F3F4F6" w:color="auto" w:val="clear"/>
+        <w:spacing w:before="0" w:after="0" w:line="240"/>
+        <w:ind w:left="120" w:right="120"/>
+      </w:pPr>
+      <w:r>
+        <w:rPr>
+          <w:rFonts w:ascii="Consolas" w:cs="Consolas" w:eastAsia="Consolas" w:hAnsi="Consolas"/>
+          <w:sz w:val="15"/>
+          <w:szCs w:val="15"/>
+        </w:rPr>
+        <w:t xml:space="preserve">  doc["stage"] = STAGE_FOR_PUMP[top];</w:t>
+      </w:r>
+    </w:p>
+    <w:p>
+      <w:pPr>
+        <w:shd w:fill="F3F4F6" w:color="auto" w:val="clear"/>
+        <w:spacing w:before="0" w:after="0" w:line="240"/>
+        <w:ind w:left="120" w:right="120"/>
+      </w:pPr>
+      <w:r>
+        <w:rPr>
+          <w:rFonts w:ascii="Consolas" w:cs="Consolas" w:eastAsia="Consolas" w:hAnsi="Consolas"/>
+          <w:sz w:val="15"/>
+          <w:szCs w:val="15"/>
+        </w:rPr>
+        <w:t xml:space="preserve">  doc["machine_status"] = top ? "RUNNING" : "READY";</w:t>
       </w:r>
     </w:p>
     <w:p>
@@ -9929,52 +10598,82 @@
           <w:sz w:val="15"/>
           <w:szCs w:val="15"/>
         </w:rPr>
-        <w:t xml:space="preserve">  // The safety backstop: a pump stops when its time is up, phone or no phone.</w:t>
-      </w:r>
-    </w:p>
-    <w:p>
-      <w:pPr>
-        <w:shd w:fill="F3F4F6" w:color="auto" w:val="clear"/>
-        <w:spacing w:before="0" w:after="0" w:line="240"/>
-        <w:ind w:left="120" w:right="120"/>
-      </w:pPr>
-      <w:r>
-        <w:rPr>
-          <w:rFonts w:ascii="Consolas" w:cs="Consolas" w:eastAsia="Consolas" w:hAnsi="Consolas"/>
-          <w:sz w:val="15"/>
-          <w:szCs w:val="15"/>
-        </w:rPr>
-        <w:t xml:space="preserve">  if (runningPump != 0 &amp;&amp; (long)(millis() - pumpOffAt) &gt;= 0) {</w:t>
-      </w:r>
-    </w:p>
-    <w:p>
-      <w:pPr>
-        <w:shd w:fill="F3F4F6" w:color="auto" w:val="clear"/>
-        <w:spacing w:before="0" w:after="0" w:line="240"/>
-        <w:ind w:left="120" w:right="120"/>
-      </w:pPr>
-      <w:r>
-        <w:rPr>
-          <w:rFonts w:ascii="Consolas" w:cs="Consolas" w:eastAsia="Consolas" w:hAnsi="Consolas"/>
-          <w:sz w:val="15"/>
-          <w:szCs w:val="15"/>
-        </w:rPr>
-        <w:t xml:space="preserve">    allPumpsOff();</w:t>
-      </w:r>
-    </w:p>
-    <w:p>
-      <w:pPr>
-        <w:shd w:fill="F3F4F6" w:color="auto" w:val="clear"/>
-        <w:spacing w:before="0" w:after="0" w:line="240"/>
-        <w:ind w:left="120" w:right="120"/>
-      </w:pPr>
-      <w:r>
-        <w:rPr>
-          <w:rFonts w:ascii="Consolas" w:cs="Consolas" w:eastAsia="Consolas" w:hAnsi="Consolas"/>
-          <w:sz w:val="15"/>
-          <w:szCs w:val="15"/>
-        </w:rPr>
-        <w:t xml:space="preserve">    sendNow = true;</w:t>
+        <w:t xml:space="preserve">  // The safety backstop: each pump stops when its own time is up, phone or no phone.</w:t>
+      </w:r>
+    </w:p>
+    <w:p>
+      <w:pPr>
+        <w:shd w:fill="F3F4F6" w:color="auto" w:val="clear"/>
+        <w:spacing w:before="0" w:after="0" w:line="240"/>
+        <w:ind w:left="120" w:right="120"/>
+      </w:pPr>
+      <w:r>
+        <w:rPr>
+          <w:rFonts w:ascii="Consolas" w:cs="Consolas" w:eastAsia="Consolas" w:hAnsi="Consolas"/>
+          <w:sz w:val="15"/>
+          <w:szCs w:val="15"/>
+        </w:rPr>
+        <w:t xml:space="preserve">  for (int p = 1; p &lt;= 4; p++) {</w:t>
+      </w:r>
+    </w:p>
+    <w:p>
+      <w:pPr>
+        <w:shd w:fill="F3F4F6" w:color="auto" w:val="clear"/>
+        <w:spacing w:before="0" w:after="0" w:line="240"/>
+        <w:ind w:left="120" w:right="120"/>
+      </w:pPr>
+      <w:r>
+        <w:rPr>
+          <w:rFonts w:ascii="Consolas" w:cs="Consolas" w:eastAsia="Consolas" w:hAnsi="Consolas"/>
+          <w:sz w:val="15"/>
+          <w:szCs w:val="15"/>
+        </w:rPr>
+        <w:t xml:space="preserve">    if (pumpIsOn[p] &amp;&amp; (long)(millis() - pumpOffAt[p]) &gt;= 0) {</w:t>
+      </w:r>
+    </w:p>
+    <w:p>
+      <w:pPr>
+        <w:shd w:fill="F3F4F6" w:color="auto" w:val="clear"/>
+        <w:spacing w:before="0" w:after="0" w:line="240"/>
+        <w:ind w:left="120" w:right="120"/>
+      </w:pPr>
+      <w:r>
+        <w:rPr>
+          <w:rFonts w:ascii="Consolas" w:cs="Consolas" w:eastAsia="Consolas" w:hAnsi="Consolas"/>
+          <w:sz w:val="15"/>
+          <w:szCs w:val="15"/>
+        </w:rPr>
+        <w:t xml:space="preserve">      pumpOff(p);</w:t>
+      </w:r>
+    </w:p>
+    <w:p>
+      <w:pPr>
+        <w:shd w:fill="F3F4F6" w:color="auto" w:val="clear"/>
+        <w:spacing w:before="0" w:after="0" w:line="240"/>
+        <w:ind w:left="120" w:right="120"/>
+      </w:pPr>
+      <w:r>
+        <w:rPr>
+          <w:rFonts w:ascii="Consolas" w:cs="Consolas" w:eastAsia="Consolas" w:hAnsi="Consolas"/>
+          <w:sz w:val="15"/>
+          <w:szCs w:val="15"/>
+        </w:rPr>
+        <w:t xml:space="preserve">      sendNow = true;</w:t>
+      </w:r>
+    </w:p>
+    <w:p>
+      <w:pPr>
+        <w:shd w:fill="F3F4F6" w:color="auto" w:val="clear"/>
+        <w:spacing w:before="0" w:after="0" w:line="240"/>
+        <w:ind w:left="120" w:right="120"/>
+      </w:pPr>
+      <w:r>
+        <w:rPr>
+          <w:rFonts w:ascii="Consolas" w:cs="Consolas" w:eastAsia="Consolas" w:hAnsi="Consolas"/>
+          <w:sz w:val="15"/>
+          <w:szCs w:val="15"/>
+        </w:rPr>
+        <w:t xml:space="preserve">    }</w:t>
       </w:r>
     </w:p>
     <w:p>
@@ -10298,7 +10997,7 @@
                 <w:sz w:val="19"/>
                 <w:szCs w:val="19"/>
               </w:rPr>
-              <w:t xml:space="preserve"> on Home closes it.</w:t>
+              <w:t xml:space="preserve"> on Home closes it. Pumps switched on by hand never open a batch; while one is open, their readings join it.</w:t>
             </w:r>
           </w:p>
         </w:tc>
@@ -11025,120 +11724,6 @@
                 <w:sz w:val="19"/>
                 <w:szCs w:val="19"/>
               </w:rPr>
-              <w:t xml:space="preserve">Moisture</w:t>
-            </w:r>
-          </w:p>
-        </w:tc>
-        <w:tc>
-          <w:tcPr>
-            <w:tcW w:type="dxa" w:w="2200"/>
-            <w:tcBorders>
-              <w:top w:val="single" w:color="BFBFBF" w:sz="4"/>
-              <w:left w:val="single" w:color="BFBFBF" w:sz="4"/>
-              <w:bottom w:val="single" w:color="BFBFBF" w:sz="4"/>
-              <w:right w:val="single" w:color="BFBFBF" w:sz="4"/>
-            </w:tcBorders>
-            <w:tcMar>
-              <w:top w:type="dxa" w:w="60"/>
-              <w:left w:type="dxa" w:w="100"/>
-              <w:bottom w:type="dxa" w:w="60"/>
-              <w:right w:type="dxa" w:w="100"/>
-            </w:tcMar>
-          </w:tcPr>
-          <w:p>
-            <w:pPr>
-              <w:spacing w:after="0"/>
-            </w:pPr>
-            <w:r>
-              <w:rPr>
-                <w:sz w:val="19"/>
-                <w:szCs w:val="19"/>
-              </w:rPr>
-              <w:t xml:space="preserve">22.0 – 25.8 %</w:t>
-            </w:r>
-          </w:p>
-        </w:tc>
-        <w:tc>
-          <w:tcPr>
-            <w:tcW w:type="dxa" w:w="2200"/>
-            <w:tcBorders>
-              <w:top w:val="single" w:color="BFBFBF" w:sz="4"/>
-              <w:left w:val="single" w:color="BFBFBF" w:sz="4"/>
-              <w:bottom w:val="single" w:color="BFBFBF" w:sz="4"/>
-              <w:right w:val="single" w:color="BFBFBF" w:sz="4"/>
-            </w:tcBorders>
-            <w:tcMar>
-              <w:top w:type="dxa" w:w="60"/>
-              <w:left w:type="dxa" w:w="100"/>
-              <w:bottom w:type="dxa" w:w="60"/>
-              <w:right w:type="dxa" w:w="100"/>
-            </w:tcMar>
-          </w:tcPr>
-          <w:p>
-            <w:pPr>
-              <w:spacing w:after="0"/>
-            </w:pPr>
-            <w:r>
-              <w:rPr>
-                <w:sz w:val="19"/>
-                <w:szCs w:val="19"/>
-              </w:rPr>
-              <w:t xml:space="preserve">20.0 – 27.0 %</w:t>
-            </w:r>
-          </w:p>
-        </w:tc>
-        <w:tc>
-          <w:tcPr>
-            <w:tcW w:type="dxa" w:w="2026"/>
-            <w:tcBorders>
-              <w:top w:val="single" w:color="BFBFBF" w:sz="4"/>
-              <w:left w:val="single" w:color="BFBFBF" w:sz="4"/>
-              <w:bottom w:val="single" w:color="BFBFBF" w:sz="4"/>
-              <w:right w:val="single" w:color="BFBFBF" w:sz="4"/>
-            </w:tcBorders>
-            <w:tcMar>
-              <w:top w:type="dxa" w:w="60"/>
-              <w:left w:type="dxa" w:w="100"/>
-              <w:bottom w:type="dxa" w:w="60"/>
-              <w:right w:type="dxa" w:w="100"/>
-            </w:tcMar>
-          </w:tcPr>
-          <w:p>
-            <w:pPr>
-              <w:spacing w:after="0"/>
-            </w:pPr>
-          </w:p>
-        </w:tc>
-      </w:tr>
-      <w:tr>
-        <w:trPr>
-          <w:cantSplit/>
-        </w:trPr>
-        <w:tc>
-          <w:tcPr>
-            <w:tcW w:type="dxa" w:w="2600"/>
-            <w:tcBorders>
-              <w:top w:val="single" w:color="BFBFBF" w:sz="4"/>
-              <w:left w:val="single" w:color="BFBFBF" w:sz="4"/>
-              <w:bottom w:val="single" w:color="BFBFBF" w:sz="4"/>
-              <w:right w:val="single" w:color="BFBFBF" w:sz="4"/>
-            </w:tcBorders>
-            <w:tcMar>
-              <w:top w:type="dxa" w:w="60"/>
-              <w:left w:type="dxa" w:w="100"/>
-              <w:bottom w:type="dxa" w:w="60"/>
-              <w:right w:type="dxa" w:w="100"/>
-            </w:tcMar>
-          </w:tcPr>
-          <w:p>
-            <w:pPr>
-              <w:spacing w:after="0"/>
-            </w:pPr>
-            <w:r>
-              <w:rPr>
-                <w:sz w:val="19"/>
-                <w:szCs w:val="19"/>
-              </w:rPr>
               <w:t xml:space="preserve">Conductivity</w:t>
             </w:r>
           </w:p>
@@ -11747,17 +12332,7 @@
         <w:t xml:space="preserve">Simulator</w:t>
       </w:r>
       <w:r>
-        <w:t xml:space="preserve">. It behaves the way the firmware should: idle until </w:t>
-      </w:r>
-      <w:r>
-        <w:rPr>
-          <w:b/>
-          <w:bCs/>
-        </w:rPr>
-        <w:t xml:space="preserve">Start cycle</w:t>
-      </w:r>
-      <w:r>
-        <w:t xml:space="preserve">, one pump at a time, each pump switching itself off when its time is up, and a fresh reading after each command. Every third lot has a defect, so every result shows up.</w:t>
+        <w:t xml:space="preserve">. It behaves the way the firmware should: idle until the app runs a pump, each pump switched on and off on its own and switching itself off when its time is up, and a fresh reading after each command. Every third lot has a defect, so every result shows up.</w:t>
       </w:r>
     </w:p>
     <w:p>
@@ -12567,7 +13142,7 @@
                 <w:sz w:val="19"/>
                 <w:szCs w:val="19"/>
               </w:rPr>
-              <w:t xml:space="preserve">A second batch opens right after a cycle</w:t>
+              <w:t xml:space="preserve">Switching one pump changes another one too</w:t>
             </w:r>
           </w:p>
         </w:tc>
@@ -12596,7 +13171,7 @@
                 <w:sz w:val="19"/>
                 <w:szCs w:val="19"/>
               </w:rPr>
-              <w:t xml:space="preserve">The ESP32 is sending </w:t>
+              <w:t xml:space="preserve">The firmware still follows the October 29 guide. </w:t>
             </w:r>
             <w:r>
               <w:rPr>
@@ -12604,14 +13179,14 @@
                 <w:sz w:val="18"/>
                 <w:szCs w:val="18"/>
               </w:rPr>
-              <w:t xml:space="preserve">RUNNING</w:t>
-            </w:r>
-            <w:r>
-              <w:rPr>
-                <w:sz w:val="19"/>
-                <w:szCs w:val="19"/>
-              </w:rPr>
-              <w:t xml:space="preserve">, or no </w:t>
+              <w:t xml:space="preserve">pump_on</w:t>
+            </w:r>
+            <w:r>
+              <w:rPr>
+                <w:sz w:val="19"/>
+                <w:szCs w:val="19"/>
+              </w:rPr>
+              <w:t xml:space="preserve"> must leave the other pumps alone, and </w:t>
             </w:r>
             <w:r>
               <w:rPr>
@@ -12619,14 +13194,14 @@
                 <w:sz w:val="18"/>
                 <w:szCs w:val="18"/>
               </w:rPr>
-              <w:t xml:space="preserve">machine_status</w:t>
-            </w:r>
-            <w:r>
-              <w:rPr>
-                <w:sz w:val="19"/>
-                <w:szCs w:val="19"/>
-              </w:rPr>
-              <w:t xml:space="preserve">, while no pump runs. Send </w:t>
+              <w:t xml:space="preserve">pump_off</w:t>
+            </w:r>
+            <w:r>
+              <w:rPr>
+                <w:sz w:val="19"/>
+                <w:szCs w:val="19"/>
+              </w:rPr>
+              <w:t xml:space="preserve"> with a </w:t>
             </w:r>
             <w:r>
               <w:rPr>
@@ -12634,14 +13209,14 @@
                 <w:sz w:val="18"/>
                 <w:szCs w:val="18"/>
               </w:rPr>
-              <w:t xml:space="preserve">READY</w:t>
-            </w:r>
-            <w:r>
-              <w:rPr>
-                <w:sz w:val="19"/>
-                <w:szCs w:val="19"/>
-              </w:rPr>
-              <w:t xml:space="preserve">.</w:t>
+              <w:t xml:space="preserve">pump</w:t>
+            </w:r>
+            <w:r>
+              <w:rPr>
+                <w:sz w:val="19"/>
+                <w:szCs w:val="19"/>
+              </w:rPr>
+              <w:t xml:space="preserve"> must switch off only that one.</w:t>
             </w:r>
           </w:p>
         </w:tc>
@@ -12966,6 +13541,17 @@
         <w:t xml:space="preserve">inf</w:t>
       </w:r>
       <w:r>
+        <w:t xml:space="preserve">, and no </w:t>
+      </w:r>
+      <w:r>
+        <w:rPr>
+          <w:rFonts w:ascii="Consolas" w:cs="Consolas" w:eastAsia="Consolas" w:hAnsi="Consolas"/>
+          <w:sz w:val="20"/>
+          <w:szCs w:val="20"/>
+        </w:rPr>
+        <w:t xml:space="preserve">moisture_percent</w:t>
+      </w:r>
+      <w:r>
         <w:t xml:space="preserve">.</w:t>
       </w:r>
     </w:p>
@@ -12998,7 +13584,7 @@
         <w:t xml:space="preserve">RUNNING</w:t>
       </w:r>
       <w:r>
-        <w:t xml:space="preserve"> while a pump runs and </w:t>
+        <w:t xml:space="preserve"> while any pump runs and </w:t>
       </w:r>
       <w:r>
         <w:rPr>
@@ -13009,7 +13595,18 @@
         <w:t xml:space="preserve">READY</w:t>
       </w:r>
       <w:r>
-        <w:t xml:space="preserve"> otherwise. No </w:t>
+        <w:t xml:space="preserve"> otherwise, and </w:t>
+      </w:r>
+      <w:r>
+        <w:rPr>
+          <w:rFonts w:ascii="Consolas" w:cs="Consolas" w:eastAsia="Consolas" w:hAnsi="Consolas"/>
+          <w:sz w:val="20"/>
+          <w:szCs w:val="20"/>
+        </w:rPr>
+        <w:t xml:space="preserve">stage</w:t>
+      </w:r>
+      <w:r>
+        <w:t xml:space="preserve"> is that of the highest-numbered running pump. No </w:t>
       </w:r>
       <w:r>
         <w:rPr>
@@ -13065,7 +13662,7 @@
         <w:t xml:space="preserve">pump_on</w:t>
       </w:r>
       <w:r>
-        <w:t xml:space="preserve"> runs only that pump and switches it off by itself after </w:t>
+        <w:t xml:space="preserve"> switches on only the pump it names, leaves the others alone, and switches that pump off by itself after its own </w:t>
       </w:r>
       <w:r>
         <w:rPr>
@@ -13097,7 +13694,18 @@
         <w:t xml:space="preserve">pump_off</w:t>
       </w:r>
       <w:r>
-        <w:t xml:space="preserve"> switches every pump off.</w:t>
+        <w:t xml:space="preserve"> with a </w:t>
+      </w:r>
+      <w:r>
+        <w:rPr>
+          <w:rFonts w:ascii="Consolas" w:cs="Consolas" w:eastAsia="Consolas" w:hAnsi="Consolas"/>
+          <w:sz w:val="20"/>
+          <w:szCs w:val="20"/>
+        </w:rPr>
+        <w:t xml:space="preserve">pump</w:t>
+      </w:r>
+      <w:r>
+        <w:t xml:space="preserve"> switches only that pump off; without one, every pump.</w:t>
       </w:r>
     </w:p>
     <w:p>
